--- a/tenable_guide.docx
+++ b/tenable_guide.docx
@@ -43,25 +43,7 @@
           <w:iCs/>
           <w:color w:val="888888"/>
         </w:rPr>
-        <w:t xml:space="preserve">Triangle </w:t>
-      </w:r>
-      <w:proofErr w:type="gramStart"/>
-      <w:r>
-        <w:rPr>
-          <w:i/>
-          <w:iCs/>
-          <w:color w:val="888888"/>
-        </w:rPr>
-        <w:t>Cyber  |</w:t>
-      </w:r>
-      <w:proofErr w:type="gramEnd"/>
-      <w:r>
-        <w:rPr>
-          <w:i/>
-          <w:iCs/>
-          <w:color w:val="888888"/>
-        </w:rPr>
-        <w:t xml:space="preserve">  Intern Guide</w:t>
+        <w:t xml:space="preserve">Triangle Cyber  |  Intern Guide</w:t>
       </w:r>
     </w:p>
     <w:p>
@@ -286,7 +268,7 @@
         <w:spacing w:before="60" w:after="60"/>
       </w:pPr>
       <w:r>
-        <w:t>The Tenable Linking Key (found in Sensors &gt; Nessus Agents &gt; Settings tab)</w:t>
+        <w:t>The Tenable Linking Key (you will copy it in Step 3)</w:t>
       </w:r>
     </w:p>
     <w:p>
@@ -304,6 +286,19 @@
     </w:p>
     <w:p>
       <w:pPr>
+        <w:pStyle w:val="ListParagraph"/>
+        <w:numPr>
+          <w:ilvl w:val="0"/>
+          <w:numId w:val="2"/>
+        </w:numPr>
+        <w:spacing w:before="60" w:after="60"/>
+      </w:pPr>
+      <w:r>
+        <w:t>Your Tenable account added to the TC Interns permission (if you see 0 Accounts after logging in, contact your supervisor)</w:t>
+      </w:r>
+    </w:p>
+    <w:p>
+      <w:pPr>
         <w:pStyle w:val="Heading1"/>
       </w:pPr>
       <w:r>
@@ -323,174 +318,75 @@
         <w:spacing w:before="80" w:after="80"/>
       </w:pPr>
       <w:r>
-        <w:t>Go to https://mssp.tenable.com and sign in with your credentials. After logging in, the portal will show the Accounts page. Scroll down past the Overview section to find Triangle Cyber under Licensing Data or Scan Results, then click on the account name to switch into it.</w:t>
-      </w:r>
-    </w:p>
-    <w:p>
-      <w:pPr>
-        <w:pBdr>
-          <w:left w:val="single" w:sz="12" w:space="8" w:color="CC0000"/>
-        </w:pBdr>
+        <w:t xml:space="preserve">Go to </w:t>
+      </w:r>
+      <w:hyperlink r:id="rId7" w:history="1">
+        <w:r>
+          <w:rPr>
+            <w:rStyle w:val="Hyperlink"/>
+          </w:rPr>
+          <w:t>https://cloud.tenable.com/tio/app.html#/login</w:t>
+        </w:r>
+      </w:hyperlink>
+      <w:r>
+        <w:t xml:space="preserve"> and sign in with your credentials. After logging in, the portal will show the Accounts page with the TriangleCyberOne account.</w:t>
+      </w:r>
+    </w:p>
+    <w:p>
+      <w:pPr>
+        <w:spacing w:before="60" w:after="60"/>
+        <w:ind w:left="360"/>
+      </w:pPr>
+      <w:r>
+        <w:rPr>
+          <w:b/>
+        </w:rPr>
+        <w:t xml:space="preserve">1. </w:t>
+      </w:r>
+      <w:r>
+        <w:t xml:space="preserve">On the Accounts page, </w:t>
+      </w:r>
+      <w:r>
+        <w:rPr>
+          <w:b/>
+        </w:rPr>
+        <w:t xml:space="preserve">right-click</w:t>
+      </w:r>
+      <w:r>
+        <w:t xml:space="preserve"> on the </w:t>
+      </w:r>
+      <w:r>
+        <w:rPr>
+          <w:b/>
+        </w:rPr>
+        <w:t xml:space="preserve">TriangleCyberOne</w:t>
+      </w:r>
+      <w:r>
+        <w:t xml:space="preserve"> name, then click </w:t>
+      </w:r>
+      <w:r>
+        <w:rPr>
+          <w:b/>
+        </w:rPr>
+        <w:t xml:space="preserve">Sign In</w:t>
+      </w:r>
+      <w:r>
+        <w:t xml:space="preserve"> from the menu. The Sign In to Account window opens.</w:t>
+      </w:r>
+    </w:p>
+    <w:p>
+      <w:pPr>
         <w:spacing w:before="120" w:after="60"/>
-        <w:ind w:left="360"/>
-      </w:pPr>
-      <w:r>
-        <w:rPr>
-          <w:b/>
-          <w:color w:val="CC0000"/>
-        </w:rPr>
-        <w:t>⚠ WARNING — Do NOT do any of the following on the MSSP page:</w:t>
-      </w:r>
-    </w:p>
-    <w:p>
-      <w:pPr>
-        <w:pBdr>
-          <w:left w:val="single" w:sz="12" w:space="8" w:color="CC0000"/>
-        </w:pBdr>
-        <w:spacing w:before="60" w:after="60"/>
-        <w:ind w:left="720"/>
-        <w:rPr>
-          <w:color w:val="EE0000"/>
-        </w:rPr>
-      </w:pPr>
-      <w:r>
-        <w:rPr>
-          <w:b/>
-          <w:color w:val="EE0000"/>
-        </w:rPr>
-        <w:t>Do NOT check the checkbox</w:t>
-      </w:r>
-      <w:r>
-        <w:rPr>
-          <w:color w:val="EE0000"/>
-        </w:rPr>
-        <w:t xml:space="preserve"> next to any account and click the 3 dots (More) menu</w:t>
-      </w:r>
-    </w:p>
-    <w:p>
-      <w:pPr>
-        <w:pBdr>
-          <w:left w:val="single" w:sz="12" w:space="8" w:color="CC0000"/>
-        </w:pBdr>
-        <w:spacing w:before="60" w:after="60"/>
-        <w:ind w:left="720"/>
-        <w:rPr>
-          <w:color w:val="EE0000"/>
-        </w:rPr>
-      </w:pPr>
-      <w:r>
-        <w:rPr>
-          <w:b/>
-          <w:color w:val="EE0000"/>
-        </w:rPr>
-        <w:t>Do NOT click the 3 dots under the Actions column</w:t>
-      </w:r>
-      <w:r>
-        <w:rPr>
-          <w:color w:val="EE0000"/>
-        </w:rPr>
-        <w:t xml:space="preserve"> on any account row</w:t>
-      </w:r>
-    </w:p>
-    <w:p>
-      <w:pPr>
-        <w:pBdr>
-          <w:left w:val="single" w:sz="12" w:space="8" w:color="CC0000"/>
-        </w:pBdr>
-        <w:spacing w:before="60" w:after="60"/>
-        <w:ind w:left="720"/>
-        <w:rPr>
-          <w:color w:val="EE0000"/>
-        </w:rPr>
-      </w:pPr>
-      <w:r>
-        <w:rPr>
-          <w:b/>
-          <w:color w:val="EE0000"/>
-        </w:rPr>
-        <w:t>Do NOT click “Convert to Paid Account” or “Unlink/Delete Account”</w:t>
-      </w:r>
-    </w:p>
-    <w:p>
-      <w:pPr>
-        <w:pBdr>
-          <w:left w:val="single" w:sz="12" w:space="8" w:color="CC0000"/>
-        </w:pBdr>
-        <w:spacing w:before="60" w:after="120"/>
-        <w:ind w:left="360"/>
-        <w:rPr>
-          <w:color w:val="555555"/>
-        </w:rPr>
-      </w:pPr>
-      <w:r>
-        <w:rPr>
-          <w:color w:val="555555"/>
-        </w:rPr>
-        <w:t>Clicking these options could convert, unlink, or delete the Triangle Cyber tenant account. Only click directly on the Triangle Cyber account name to sign in.</w:t>
-      </w:r>
-    </w:p>
-    <w:p>
-      <w:pPr>
-        <w:spacing w:before="80" w:after="80"/>
-        <w:rPr>
-          <w:b/>
-          <w:color w:val="FF0000"/>
-        </w:rPr>
-      </w:pPr>
-      <w:r>
-        <w:rPr>
-          <w:b/>
-          <w:color w:val="FF0000"/>
-        </w:rPr>
-        <w:t>⚠ WARNING — How to Properly Exit the Tenant (IMPORTANT)</w:t>
-      </w:r>
-    </w:p>
-    <w:p>
-      <w:pPr>
-        <w:spacing w:before="80" w:after="80"/>
-      </w:pPr>
-      <w:r>
-        <w:rPr>
-          <w:color w:val="FF0000"/>
-        </w:rPr>
-        <w:t>When you are done working in the Triangle Cyber tenant, do NOT click the Sign Out button inside the tenant. Signing out directly from the tenant can trigger failed login attempts and lock your account.</w:t>
-      </w:r>
-    </w:p>
-    <w:p>
-      <w:pPr>
-        <w:spacing w:before="80" w:after="80"/>
-      </w:pPr>
-      <w:r>
-        <w:rPr>
-          <w:b/>
-          <w:color w:val="FF0000"/>
-        </w:rPr>
-        <w:t>Instead, click the blue “Impersonating as...” banner at the top of the page to return to MSSP. This is the correct and safe way to exit the tenant.</w:t>
-      </w:r>
-    </w:p>
-    <w:p>
-      <w:pPr>
-        <w:pBdr>
-          <w:left w:val="single" w:sz="12" w:space="8" w:color="CC0000"/>
-        </w:pBdr>
-        <w:spacing w:before="60" w:after="120"/>
-        <w:ind w:left="360"/>
-      </w:pPr>
-    </w:p>
-    <w:p>
-      <w:pPr>
-        <w:spacing w:before="80" w:after="80"/>
+        <w:jc w:val="center"/>
       </w:pPr>
       <w:r>
         <w:rPr>
           <w:noProof/>
         </w:rPr>
-        <w:lastRenderedPageBreak/>
         <w:drawing>
-          <wp:inline distT="0" distB="0" distL="0" distR="0" wp14:anchorId="6510ECF5" wp14:editId="042C841E">
-            <wp:extent cx="4476750" cy="1743496"/>
-            <wp:effectExtent l="0" t="0" r="0" b="9525"/>
-            <wp:docPr id="809798960" name="Picture 2"/>
+          <wp:inline distT="0" distB="0" distL="0" distR="0">
+            <wp:extent cx="4457700" cy="2390775"/>
+            <wp:docPr id="2118114607" name="Picture 2118114607"/>
             <wp:cNvGraphicFramePr>
               <a:graphicFrameLocks xmlns:a="http://schemas.openxmlformats.org/drawingml/2006/main" noChangeAspect="1"/>
             </wp:cNvGraphicFramePr>
@@ -498,36 +394,23 @@
               <a:graphicData uri="http://schemas.openxmlformats.org/drawingml/2006/picture">
                 <pic:pic xmlns:pic="http://schemas.openxmlformats.org/drawingml/2006/picture">
                   <pic:nvPicPr>
-                    <pic:cNvPr id="0" name="Picture 6"/>
-                    <pic:cNvPicPr>
-                      <a:picLocks noChangeAspect="1" noChangeArrowheads="1"/>
-                    </pic:cNvPicPr>
+                    <pic:cNvPr id="2118114607" name="image16.png"/>
+                    <pic:cNvPicPr/>
                   </pic:nvPicPr>
                   <pic:blipFill>
-                    <a:blip r:embed="rId7" cstate="print">
-                      <a:extLst>
-                        <a:ext uri="{28A0092B-C50C-407E-A947-70E740481C1C}">
-                          <a14:useLocalDpi xmlns:a14="http://schemas.microsoft.com/office/drawing/2010/main" val="0"/>
-                        </a:ext>
-                      </a:extLst>
-                    </a:blip>
-                    <a:srcRect/>
+                    <a:blip r:embed="rId21"/>
                     <a:stretch>
                       <a:fillRect/>
                     </a:stretch>
                   </pic:blipFill>
-                  <pic:spPr bwMode="auto">
+                  <pic:spPr>
                     <a:xfrm>
                       <a:off x="0" y="0"/>
-                      <a:ext cx="4502171" cy="1753396"/>
+                      <a:ext cx="4457700" cy="2390775"/>
                     </a:xfrm>
                     <a:prstGeom prst="rect">
                       <a:avLst/>
                     </a:prstGeom>
-                    <a:noFill/>
-                    <a:ln>
-                      <a:noFill/>
-                    </a:ln>
                   </pic:spPr>
                 </pic:pic>
               </a:graphicData>
@@ -538,6 +421,361 @@
     </w:p>
     <w:p>
       <w:pPr>
+        <w:spacing w:before="0" w:after="120"/>
+        <w:jc w:val="center"/>
+      </w:pPr>
+      <w:r>
+        <w:rPr>
+          <w:i/>
+          <w:color w:val="555555"/>
+          <w:sz w:val="18"/>
+        </w:rPr>
+        <w:t>Right-click TriangleCyberOne, then click Sign In from the menu</w:t>
+      </w:r>
+    </w:p>
+    <w:p>
+      <w:pPr>
+        <w:spacing w:before="60" w:after="60"/>
+        <w:ind w:left="360"/>
+      </w:pPr>
+      <w:r>
+        <w:rPr>
+          <w:b/>
+        </w:rPr>
+        <w:t xml:space="preserve">2. </w:t>
+      </w:r>
+      <w:r>
+        <w:t xml:space="preserve">Under Impersonation, check </w:t>
+      </w:r>
+      <w:r>
+        <w:rPr>
+          <w:b/>
+        </w:rPr>
+        <w:t xml:space="preserve">Impersonate Scan Manager</w:t>
+      </w:r>
+      <w:r>
+        <w:t xml:space="preserve"> only. Leave Impersonate Admin and Impersonate Scan Operator unchecked.</w:t>
+      </w:r>
+    </w:p>
+    <w:p>
+      <w:pPr>
+        <w:spacing w:before="60" w:after="60"/>
+        <w:ind w:left="360"/>
+      </w:pPr>
+      <w:r>
+        <w:rPr>
+          <w:b/>
+        </w:rPr>
+        <w:t xml:space="preserve">3. </w:t>
+      </w:r>
+      <w:r>
+        <w:t xml:space="preserve">Click </w:t>
+      </w:r>
+      <w:r>
+        <w:rPr>
+          <w:b/>
+        </w:rPr>
+        <w:t xml:space="preserve">Sign In</w:t>
+      </w:r>
+      <w:r>
+        <w:t xml:space="preserve">. The banner at the top should say </w:t>
+      </w:r>
+      <w:r>
+        <w:rPr>
+          <w:b/>
+        </w:rPr>
+        <w:t xml:space="preserve">Impersonating as mssp-scanmanager</w:t>
+      </w:r>
+      <w:r>
+        <w:t xml:space="preserve">.</w:t>
+      </w:r>
+    </w:p>
+    <w:p>
+      <w:pPr>
+        <w:spacing w:before="120" w:after="60"/>
+        <w:jc w:val="center"/>
+      </w:pPr>
+      <w:r>
+        <w:rPr>
+          <w:noProof/>
+        </w:rPr>
+        <w:drawing>
+          <wp:inline distT="0" distB="0" distL="0" distR="0">
+            <wp:extent cx="4457700" cy="2271040"/>
+            <wp:docPr id="2118114606" name="Picture 2118114606"/>
+            <wp:cNvGraphicFramePr>
+              <a:graphicFrameLocks xmlns:a="http://schemas.openxmlformats.org/drawingml/2006/main" noChangeAspect="1"/>
+            </wp:cNvGraphicFramePr>
+            <a:graphic xmlns:a="http://schemas.openxmlformats.org/drawingml/2006/main">
+              <a:graphicData uri="http://schemas.openxmlformats.org/drawingml/2006/picture">
+                <pic:pic xmlns:pic="http://schemas.openxmlformats.org/drawingml/2006/picture">
+                  <pic:nvPicPr>
+                    <pic:cNvPr id="2118114606" name="image23.png"/>
+                    <pic:cNvPicPr/>
+                  </pic:nvPicPr>
+                  <pic:blipFill>
+                    <a:blip r:embed="rId100"/>
+                    <a:stretch>
+                      <a:fillRect/>
+                    </a:stretch>
+                  </pic:blipFill>
+                  <pic:spPr>
+                    <a:xfrm>
+                      <a:off x="0" y="0"/>
+                      <a:ext cx="4457700" cy="2271040"/>
+                    </a:xfrm>
+                    <a:prstGeom prst="rect">
+                      <a:avLst/>
+                    </a:prstGeom>
+                  </pic:spPr>
+                </pic:pic>
+              </a:graphicData>
+            </a:graphic>
+          </wp:inline>
+        </w:drawing>
+      </w:r>
+    </w:p>
+    <w:p>
+      <w:pPr>
+        <w:spacing w:before="0" w:after="120"/>
+        <w:jc w:val="center"/>
+      </w:pPr>
+      <w:r>
+        <w:rPr>
+          <w:i/>
+          <w:color w:val="555555"/>
+          <w:sz w:val="18"/>
+        </w:rPr>
+        <w:t>Sign In to Account window: check Impersonate Scan Manager only</w:t>
+      </w:r>
+    </w:p>
+    <w:p>
+      <w:pPr>
+        <w:pBdr>
+          <w:left w:val="single" w:sz="12" w:space="8" w:color="2E75B6"/>
+        </w:pBdr>
+        <w:spacing w:before="80" w:after="80"/>
+        <w:ind w:left="360"/>
+      </w:pPr>
+      <w:r>
+        <w:rPr>
+          <w:b/>
+          <w:color w:val="2E75B6"/>
+        </w:rPr>
+        <w:t xml:space="preserve">💡 Why Scan Manager?</w:t>
+      </w:r>
+    </w:p>
+    <w:p>
+      <w:pPr>
+        <w:pBdr>
+          <w:left w:val="single" w:sz="12" w:space="8" w:color="2E75B6"/>
+        </w:pBdr>
+        <w:spacing w:before="80" w:after="80"/>
+        <w:ind w:left="360"/>
+      </w:pPr>
+      <w:r>
+        <w:t xml:space="preserve">The Sensors page (where you get the Linking Key) is only visible to Scan Manager and Administrator roles. If you leave all boxes unchecked, you sign in as mssp-reader (read-only) and will not see Sensors. Do not use Impersonate Admin — interns only need Scan Manager.</w:t>
+      </w:r>
+    </w:p>
+    <w:p>
+      <w:pPr>
+        <w:pBdr>
+          <w:left w:val="single" w:sz="12" w:space="8" w:color="CC0000"/>
+        </w:pBdr>
+        <w:spacing w:before="120" w:after="60"/>
+        <w:ind w:left="360"/>
+      </w:pPr>
+      <w:r>
+        <w:rPr>
+          <w:b/>
+          <w:color w:val="CC0000"/>
+        </w:rPr>
+        <w:t>⚠ WARNING — Do NOT do any of the following on the MSSP page:</w:t>
+      </w:r>
+    </w:p>
+    <w:p>
+      <w:pPr>
+        <w:pBdr>
+          <w:left w:val="single" w:sz="12" w:space="8" w:color="CC0000"/>
+        </w:pBdr>
+        <w:spacing w:before="60" w:after="60"/>
+        <w:ind w:left="720"/>
+        <w:rPr>
+          <w:color w:val="EE0000"/>
+        </w:rPr>
+      </w:pPr>
+      <w:r>
+        <w:rPr>
+          <w:b/>
+          <w:color w:val="EE0000"/>
+        </w:rPr>
+        <w:t>Do NOT check the checkbox</w:t>
+      </w:r>
+      <w:r>
+        <w:rPr>
+          <w:color w:val="EE0000"/>
+        </w:rPr>
+        <w:t xml:space="preserve"> next to any account and click the 3 dots (More) menu</w:t>
+      </w:r>
+    </w:p>
+    <w:p>
+      <w:pPr>
+        <w:pBdr>
+          <w:left w:val="single" w:sz="12" w:space="8" w:color="CC0000"/>
+        </w:pBdr>
+        <w:spacing w:before="60" w:after="60"/>
+        <w:ind w:left="720"/>
+        <w:rPr>
+          <w:color w:val="EE0000"/>
+        </w:rPr>
+      </w:pPr>
+      <w:r>
+        <w:rPr>
+          <w:b/>
+          <w:color w:val="EE0000"/>
+        </w:rPr>
+        <w:t>Do NOT click the 3 dots under the Actions column</w:t>
+      </w:r>
+      <w:r>
+        <w:rPr>
+          <w:color w:val="EE0000"/>
+        </w:rPr>
+        <w:t xml:space="preserve"> on any account row</w:t>
+      </w:r>
+    </w:p>
+    <w:p>
+      <w:pPr>
+        <w:pBdr>
+          <w:left w:val="single" w:sz="12" w:space="8" w:color="CC0000"/>
+        </w:pBdr>
+        <w:spacing w:before="60" w:after="60"/>
+        <w:ind w:left="720"/>
+        <w:rPr>
+          <w:color w:val="EE0000"/>
+        </w:rPr>
+      </w:pPr>
+      <w:r>
+        <w:rPr>
+          <w:b/>
+          <w:color w:val="EE0000"/>
+        </w:rPr>
+        <w:t>Do NOT click “Convert to Paid Account” or “Unlink/Delete Account”</w:t>
+      </w:r>
+    </w:p>
+    <w:p>
+      <w:pPr>
+        <w:pBdr>
+          <w:left w:val="single" w:sz="12" w:space="8" w:color="CC0000"/>
+        </w:pBdr>
+        <w:spacing w:before="60" w:after="120"/>
+        <w:ind w:left="360"/>
+        <w:rPr>
+          <w:color w:val="555555"/>
+        </w:rPr>
+      </w:pPr>
+      <w:r>
+        <w:rPr>
+          <w:color w:val="555555"/>
+        </w:rPr>
+        <w:t>Clicking these options could convert, unlink, or delete the TriangleCyberOne tenant account. Only use the Sign In option on the TriangleCyberOne account.</w:t>
+      </w:r>
+    </w:p>
+    <w:p>
+      <w:pPr>
+        <w:spacing w:before="80" w:after="80"/>
+        <w:rPr>
+          <w:b/>
+          <w:color w:val="FF0000"/>
+        </w:rPr>
+      </w:pPr>
+      <w:r>
+        <w:rPr>
+          <w:b/>
+          <w:color w:val="FF0000"/>
+        </w:rPr>
+        <w:t>⚠ WARNING — How to Properly Exit the Tenant (IMPORTANT)</w:t>
+      </w:r>
+    </w:p>
+    <w:p>
+      <w:pPr>
+        <w:spacing w:before="80" w:after="80"/>
+      </w:pPr>
+      <w:r>
+        <w:rPr>
+          <w:color w:val="FF0000"/>
+        </w:rPr>
+        <w:t>When you are done working in the TriangleCyberOne tenant, do NOT click the Sign Out button inside the tenant. Signing out directly from the tenant can trigger failed login attempts and lock your account.</w:t>
+      </w:r>
+    </w:p>
+    <w:p>
+      <w:pPr>
+        <w:spacing w:before="80" w:after="80"/>
+      </w:pPr>
+      <w:r>
+        <w:rPr>
+          <w:b/>
+          <w:color w:val="FF0000"/>
+        </w:rPr>
+        <w:t>Instead, click the blue “Impersonating as...” banner at the top of the page to return to MSSP. This is the correct and safe way to exit the tenant.</w:t>
+      </w:r>
+    </w:p>
+    <w:p>
+      <w:pPr>
+        <w:pBdr>
+          <w:left w:val="single" w:sz="12" w:space="8" w:color="CC0000"/>
+        </w:pBdr>
+        <w:spacing w:before="60" w:after="120"/>
+        <w:ind w:left="360"/>
+      </w:pPr>
+    </w:p>
+    <w:p>
+      <w:pPr>
+        <w:spacing w:before="80" w:after="80"/>
+      </w:pPr>
+      <w:r>
+        <w:rPr>
+          <w:noProof/>
+        </w:rPr>
+        <w:lastRenderedPageBreak/>
+        <w:drawing>
+          <wp:inline distT="0" distB="0" distL="0" distR="0" wp14:anchorId="0D4105C6" wp14:editId="63E441EA">
+            <wp:extent cx="6400800" cy="3978275"/>
+            <wp:effectExtent l="0" t="0" r="0" b="3175"/>
+            <wp:docPr id="1437594" name="Picture 1"/>
+            <wp:cNvGraphicFramePr>
+              <a:graphicFrameLocks xmlns:a="http://schemas.openxmlformats.org/drawingml/2006/main" noChangeAspect="1"/>
+            </wp:cNvGraphicFramePr>
+            <a:graphic xmlns:a="http://schemas.openxmlformats.org/drawingml/2006/main">
+              <a:graphicData uri="http://schemas.openxmlformats.org/drawingml/2006/picture">
+                <pic:pic xmlns:pic="http://schemas.openxmlformats.org/drawingml/2006/picture">
+                  <pic:nvPicPr>
+                    <pic:cNvPr id="1437594" name=""/>
+                    <pic:cNvPicPr/>
+                  </pic:nvPicPr>
+                  <pic:blipFill>
+                    <a:blip r:embed="rId8"/>
+                    <a:stretch>
+                      <a:fillRect/>
+                    </a:stretch>
+                  </pic:blipFill>
+                  <pic:spPr>
+                    <a:xfrm>
+                      <a:off x="0" y="0"/>
+                      <a:ext cx="6400800" cy="3978275"/>
+                    </a:xfrm>
+                    <a:prstGeom prst="rect">
+                      <a:avLst/>
+                    </a:prstGeom>
+                  </pic:spPr>
+                </pic:pic>
+              </a:graphicData>
+            </a:graphic>
+          </wp:inline>
+        </w:drawing>
+      </w:r>
+    </w:p>
+    <w:p>
+      <w:pPr>
         <w:spacing w:before="80" w:after="80"/>
       </w:pPr>
     </w:p>
@@ -554,7 +792,7 @@
         <w:spacing w:before="80" w:after="80"/>
       </w:pPr>
       <w:r>
-        <w:t>Click the Settings icon (top right), then navigate to:</w:t>
+        <w:t>From the Workspace page, click Vulnerability Management. Then click the Sensors icon in the left sidebar (or the Settings gear at the top right), and navigate to:</w:t>
       </w:r>
     </w:p>
     <w:p>
@@ -573,7 +811,7 @@
           <w:sz w:val="20"/>
           <w:szCs w:val="20"/>
         </w:rPr>
-        <w:t>Sensors &gt; Nessus Agents</w:t>
+        <w:t>Settings &gt; Sensors &gt; Nessus Agents</w:t>
       </w:r>
     </w:p>
     <w:p>
@@ -594,7 +832,7 @@
         </w:rPr>
         <w:drawing>
           <wp:inline distT="0" distB="0" distL="0" distR="0" wp14:anchorId="70C278FB" wp14:editId="62EB99B5">
-            <wp:extent cx="6400800" cy="2667000"/>
+            <wp:extent cx="6400800" cy="2741913"/>
             <wp:effectExtent l="0" t="0" r="0" b="0"/>
             <wp:docPr id="1972183152" name="Picture 4"/>
             <wp:cNvGraphicFramePr>
@@ -610,7 +848,7 @@
                     </pic:cNvPicPr>
                   </pic:nvPicPr>
                   <pic:blipFill>
-                    <a:blip r:embed="rId8">
+                    <a:blip r:embed="rId9">
                       <a:extLst>
                         <a:ext uri="{28A0092B-C50C-407E-A947-70E740481C1C}">
                           <a14:useLocalDpi xmlns:a14="http://schemas.microsoft.com/office/drawing/2010/main" val="0"/>
@@ -625,7 +863,7 @@
                   <pic:spPr bwMode="auto">
                     <a:xfrm>
                       <a:off x="0" y="0"/>
-                      <a:ext cx="6400800" cy="2667000"/>
+                      <a:ext cx="6400800" cy="2741913"/>
                     </a:xfrm>
                     <a:prstGeom prst="rect">
                       <a:avLst/>
@@ -647,6 +885,7 @@
         <w:pStyle w:val="Heading2"/>
       </w:pPr>
       <w:r>
+        <w:lastRenderedPageBreak/>
         <w:t>Step 3 — Get the Linking Key</w:t>
       </w:r>
     </w:p>
@@ -655,15 +894,7 @@
         <w:spacing w:before="80" w:after="80"/>
       </w:pPr>
       <w:r>
-        <w:t xml:space="preserve">Click the + Add Nessus Agent button </w:t>
-      </w:r>
-      <w:proofErr w:type="gramStart"/>
-      <w:r>
-        <w:t>in</w:t>
-      </w:r>
-      <w:proofErr w:type="gramEnd"/>
-      <w:r>
-        <w:t xml:space="preserve"> the top right. A panel opens on the right side showing your Linking Key. Copy the full key — you will need it in Part 3.</w:t>
+        <w:t xml:space="preserve">Click the + Add Nessus Agent button in the top right. A panel opens on the right side showing your Linking Key. Copy the full key — you will need it in Part 3.</w:t>
       </w:r>
     </w:p>
     <w:p>
@@ -680,7 +911,6 @@
         <w:rPr>
           <w:noProof/>
         </w:rPr>
-        <w:lastRenderedPageBreak/>
         <w:drawing>
           <wp:inline distT="0" distB="0" distL="0" distR="0" wp14:anchorId="2DFEF082" wp14:editId="285D728F">
             <wp:extent cx="4457700" cy="2428875"/>
@@ -699,7 +929,7 @@
                     </pic:cNvPicPr>
                   </pic:nvPicPr>
                   <pic:blipFill>
-                    <a:blip r:embed="rId9"/>
+                    <a:blip r:embed="rId10"/>
                     <a:srcRect/>
                     <a:stretch>
                       <a:fillRect/>
@@ -769,7 +999,7 @@
                     </pic:cNvPicPr>
                   </pic:nvPicPr>
                   <pic:blipFill>
-                    <a:blip r:embed="rId10"/>
+                    <a:blip r:embed="rId11"/>
                     <a:srcRect/>
                     <a:stretch>
                       <a:fillRect/>
@@ -866,13 +1096,8 @@
             <w:pPr>
               <w:spacing w:before="40" w:after="40"/>
             </w:pPr>
-            <w:proofErr w:type="gramStart"/>
-            <w:r>
-              <w:t>Copy</w:t>
-            </w:r>
-            <w:proofErr w:type="gramEnd"/>
-            <w:r>
-              <w:t xml:space="preserve"> the full linking key with no extra spaces — even one missing character will prevent the agent from linking.</w:t>
+            <w:r>
+              <w:t>Copy the full linking key with no extra spaces — even one missing character will prevent the agent from linking.</w:t>
             </w:r>
           </w:p>
           <w:p>
@@ -912,6 +1137,7 @@
         <w:spacing w:before="80" w:after="80"/>
       </w:pPr>
       <w:r>
+        <w:lastRenderedPageBreak/>
         <w:t>Go to https://aws.amazon.com and sign in. Search EC2 in the top bar, click Instances, find your EC2 and click on it, then click the Connect button at the top.</w:t>
       </w:r>
     </w:p>
@@ -929,12 +1155,11 @@
         <w:rPr>
           <w:noProof/>
         </w:rPr>
-        <w:lastRenderedPageBreak/>
         <w:drawing>
-          <wp:inline distT="0" distB="0" distL="0" distR="0" wp14:anchorId="7A57BAD8" wp14:editId="12A7FC70">
-            <wp:extent cx="4457700" cy="2324100"/>
-            <wp:effectExtent l="0" t="0" r="0" b="0"/>
-            <wp:docPr id="2116066069" name="Picture 2116066069"/>
+          <wp:inline distT="0" distB="0" distL="0" distR="0" wp14:anchorId="1DE5299C" wp14:editId="0DB3A4A3">
+            <wp:extent cx="6400800" cy="2701290"/>
+            <wp:effectExtent l="0" t="0" r="0" b="3810"/>
+            <wp:docPr id="360985169" name="Picture 1"/>
             <wp:cNvGraphicFramePr>
               <a:graphicFrameLocks xmlns:a="http://schemas.openxmlformats.org/drawingml/2006/main" noChangeAspect="1"/>
             </wp:cNvGraphicFramePr>
@@ -942,22 +1167,19 @@
               <a:graphicData uri="http://schemas.openxmlformats.org/drawingml/2006/picture">
                 <pic:pic xmlns:pic="http://schemas.openxmlformats.org/drawingml/2006/picture">
                   <pic:nvPicPr>
-                    <pic:cNvPr id="0" name=""/>
-                    <pic:cNvPicPr>
-                      <a:picLocks noChangeAspect="1" noChangeArrowheads="1"/>
-                    </pic:cNvPicPr>
+                    <pic:cNvPr id="360985169" name=""/>
+                    <pic:cNvPicPr/>
                   </pic:nvPicPr>
                   <pic:blipFill>
-                    <a:blip r:embed="rId11"/>
-                    <a:srcRect/>
+                    <a:blip r:embed="rId12"/>
                     <a:stretch>
                       <a:fillRect/>
                     </a:stretch>
                   </pic:blipFill>
-                  <pic:spPr bwMode="auto">
+                  <pic:spPr>
                     <a:xfrm>
                       <a:off x="0" y="0"/>
-                      <a:ext cx="4457700" cy="2324100"/>
+                      <a:ext cx="6400800" cy="2701290"/>
                     </a:xfrm>
                     <a:prstGeom prst="rect">
                       <a:avLst/>
@@ -1031,11 +1253,12 @@
         <w:rPr>
           <w:noProof/>
         </w:rPr>
+        <w:lastRenderedPageBreak/>
         <w:drawing>
-          <wp:inline distT="0" distB="0" distL="0" distR="0" wp14:anchorId="518C13DA" wp14:editId="05E270C2">
-            <wp:extent cx="4457700" cy="2457450"/>
-            <wp:effectExtent l="0" t="0" r="0" b="0"/>
-            <wp:docPr id="508771592" name="Picture 508771592"/>
+          <wp:inline distT="0" distB="0" distL="0" distR="0" wp14:anchorId="46C76D4A" wp14:editId="49275248">
+            <wp:extent cx="6400800" cy="3364865"/>
+            <wp:effectExtent l="0" t="0" r="0" b="6985"/>
+            <wp:docPr id="465988270" name="Picture 1"/>
             <wp:cNvGraphicFramePr>
               <a:graphicFrameLocks xmlns:a="http://schemas.openxmlformats.org/drawingml/2006/main" noChangeAspect="1"/>
             </wp:cNvGraphicFramePr>
@@ -1043,22 +1266,19 @@
               <a:graphicData uri="http://schemas.openxmlformats.org/drawingml/2006/picture">
                 <pic:pic xmlns:pic="http://schemas.openxmlformats.org/drawingml/2006/picture">
                   <pic:nvPicPr>
-                    <pic:cNvPr id="0" name=""/>
-                    <pic:cNvPicPr>
-                      <a:picLocks noChangeAspect="1" noChangeArrowheads="1"/>
-                    </pic:cNvPicPr>
+                    <pic:cNvPr id="465988270" name=""/>
+                    <pic:cNvPicPr/>
                   </pic:nvPicPr>
                   <pic:blipFill>
-                    <a:blip r:embed="rId12"/>
-                    <a:srcRect/>
+                    <a:blip r:embed="rId13"/>
                     <a:stretch>
                       <a:fillRect/>
                     </a:stretch>
                   </pic:blipFill>
-                  <pic:spPr bwMode="auto">
+                  <pic:spPr>
                     <a:xfrm>
                       <a:off x="0" y="0"/>
-                      <a:ext cx="4457700" cy="2457450"/>
+                      <a:ext cx="6400800" cy="3364865"/>
                     </a:xfrm>
                     <a:prstGeom prst="rect">
                       <a:avLst/>
@@ -1155,7 +1375,6 @@
               <w:spacing w:before="40" w:after="40"/>
             </w:pPr>
             <w:r>
-              <w:lastRenderedPageBreak/>
               <w:t>This avoids the most common Windows SSH error that first-time users run into (see FAQ at the end).</w:t>
             </w:r>
           </w:p>
@@ -1180,20 +1399,7 @@
         <w:spacing w:before="80" w:after="80"/>
       </w:pPr>
       <w:r>
-        <w:t xml:space="preserve">If EC2 Instance Connect is not available, you can connect from PowerShell using </w:t>
-      </w:r>
-      <w:proofErr w:type="gramStart"/>
-      <w:r>
-        <w:t>your .</w:t>
-      </w:r>
-      <w:proofErr w:type="spellStart"/>
-      <w:r>
-        <w:t>pem</w:t>
-      </w:r>
-      <w:proofErr w:type="spellEnd"/>
-      <w:proofErr w:type="gramEnd"/>
-      <w:r>
-        <w:t xml:space="preserve"> key file.</w:t>
+        <w:t xml:space="preserve">If EC2 Instance Connect is not available, you can connect from PowerShell using your .pem key file.</w:t>
       </w:r>
     </w:p>
     <w:tbl>
@@ -1259,56 +1465,15 @@
               <w:spacing w:before="40" w:after="40"/>
             </w:pPr>
             <w:r>
-              <w:t>This means the .</w:t>
-            </w:r>
-            <w:proofErr w:type="spellStart"/>
-            <w:proofErr w:type="gramStart"/>
-            <w:r>
-              <w:t>pem</w:t>
-            </w:r>
-            <w:proofErr w:type="spellEnd"/>
-            <w:proofErr w:type="gramEnd"/>
-            <w:r>
-              <w:t xml:space="preserve"> file permissions are too open on Windows. Fix it by running:</w:t>
+              <w:t xml:space="preserve">This means the .pem file permissions are too open on Windows. Fix it by running:</w:t>
             </w:r>
           </w:p>
           <w:p>
             <w:pPr>
               <w:spacing w:before="40" w:after="40"/>
             </w:pPr>
-            <w:proofErr w:type="spellStart"/>
-            <w:r>
-              <w:t>icacls</w:t>
-            </w:r>
-            <w:proofErr w:type="spellEnd"/>
-            <w:r>
-              <w:t xml:space="preserve"> "C:\Users\YourUsername\Downloads\</w:t>
-            </w:r>
-            <w:r>
-              <w:t>****</w:t>
-            </w:r>
-            <w:r>
-              <w:t>.pem" /</w:t>
-            </w:r>
-            <w:proofErr w:type="spellStart"/>
-            <w:proofErr w:type="gramStart"/>
-            <w:r>
-              <w:t>inheritance:r</w:t>
-            </w:r>
-            <w:proofErr w:type="spellEnd"/>
-            <w:proofErr w:type="gramEnd"/>
-            <w:r>
-              <w:t xml:space="preserve"> /</w:t>
-            </w:r>
-            <w:proofErr w:type="spellStart"/>
-            <w:proofErr w:type="gramStart"/>
-            <w:r>
-              <w:t>grant:r</w:t>
-            </w:r>
-            <w:proofErr w:type="spellEnd"/>
-            <w:proofErr w:type="gramEnd"/>
-            <w:r>
-              <w:t xml:space="preserve"> "domain\username:(R)"</w:t>
+            <w:r>
+              <w:t xml:space="preserve">icacls "C:\Users\YourUsername\Downloads\****.pem" /inheritance:r /grant:r "domain\username:(R)"</w:t>
             </w:r>
           </w:p>
           <w:p>
@@ -1316,15 +1481,7 @@
               <w:spacing w:before="40" w:after="40"/>
             </w:pPr>
             <w:r>
-              <w:t xml:space="preserve">Run </w:t>
-            </w:r>
-            <w:proofErr w:type="spellStart"/>
-            <w:r>
-              <w:t>whoami</w:t>
-            </w:r>
-            <w:proofErr w:type="spellEnd"/>
-            <w:r>
-              <w:t xml:space="preserve"> in PowerShell first to find your exact domain\username.</w:t>
+              <w:t xml:space="preserve">Run whoami in PowerShell first to find your exact domain\username.</w:t>
             </w:r>
           </w:p>
         </w:tc>
@@ -1340,15 +1497,7 @@
         <w:spacing w:before="80" w:after="80"/>
       </w:pPr>
       <w:r>
-        <w:t xml:space="preserve">Once permissions are fixed, </w:t>
-      </w:r>
-      <w:proofErr w:type="gramStart"/>
-      <w:r>
-        <w:t>connect</w:t>
-      </w:r>
-      <w:proofErr w:type="gramEnd"/>
-      <w:r>
-        <w:t xml:space="preserve"> with:</w:t>
+        <w:t>Once permissions are fixed, connect with:</w:t>
       </w:r>
     </w:p>
     <w:p>
@@ -1367,27 +1516,7 @@
           <w:sz w:val="20"/>
           <w:szCs w:val="20"/>
         </w:rPr>
-        <w:t>ssh -</w:t>
-      </w:r>
-      <w:proofErr w:type="spellStart"/>
-      <w:r>
-        <w:rPr>
-          <w:rFonts w:ascii="Courier New" w:eastAsia="Courier New" w:hAnsi="Courier New" w:cs="Courier New"/>
-          <w:color w:val="1A1A1A"/>
-          <w:sz w:val="20"/>
-          <w:szCs w:val="20"/>
-        </w:rPr>
-        <w:t>i</w:t>
-      </w:r>
-      <w:proofErr w:type="spellEnd"/>
-      <w:r>
-        <w:rPr>
-          <w:rFonts w:ascii="Courier New" w:eastAsia="Courier New" w:hAnsi="Courier New" w:cs="Courier New"/>
-          <w:color w:val="1A1A1A"/>
-          <w:sz w:val="20"/>
-          <w:szCs w:val="20"/>
-        </w:rPr>
-        <w:t xml:space="preserve"> "C:\Users\YourUsername\Downloads\YourKey.pem" ec2-user@YOUR_EC2_PUBLIC_IP</w:t>
+        <w:t xml:space="preserve">ssh -i "C:\Users\YourUsername\Downloads\YourKey.pem" ec2-user@YOUR_EC2_PUBLIC_IP</w:t>
       </w:r>
     </w:p>
     <w:p>
@@ -1400,6 +1529,7 @@
         <w:pStyle w:val="Heading1"/>
       </w:pPr>
       <w:r>
+        <w:lastRenderedPageBreak/>
         <w:t>Part 3 — Install the Nessus Agent</w:t>
       </w:r>
     </w:p>
@@ -1416,15 +1546,7 @@
         <w:spacing w:before="80" w:after="80"/>
       </w:pPr>
       <w:r>
-        <w:t xml:space="preserve">Use this table to find the correct </w:t>
-      </w:r>
-      <w:proofErr w:type="gramStart"/>
-      <w:r>
-        <w:t>install</w:t>
-      </w:r>
-      <w:proofErr w:type="gramEnd"/>
-      <w:r>
-        <w:t xml:space="preserve"> method for your operating system before starting.</w:t>
+        <w:t>Use this table to find the correct install method for your operating system before starting.</w:t>
       </w:r>
     </w:p>
     <w:p>
@@ -1763,53 +1885,12 @@
             </w:tcMar>
           </w:tcPr>
           <w:p>
-            <w:proofErr w:type="spellStart"/>
             <w:r>
               <w:rPr>
                 <w:sz w:val="20"/>
                 <w:szCs w:val="20"/>
               </w:rPr>
-              <w:t>sudo</w:t>
-            </w:r>
-            <w:proofErr w:type="spellEnd"/>
-            <w:r>
-              <w:rPr>
-                <w:sz w:val="20"/>
-                <w:szCs w:val="20"/>
-              </w:rPr>
-              <w:t xml:space="preserve"> rpm -</w:t>
-            </w:r>
-            <w:proofErr w:type="spellStart"/>
-            <w:r>
-              <w:rPr>
-                <w:sz w:val="20"/>
-                <w:szCs w:val="20"/>
-              </w:rPr>
-              <w:t>ivh</w:t>
-            </w:r>
-            <w:proofErr w:type="spellEnd"/>
-            <w:r>
-              <w:rPr>
-                <w:sz w:val="20"/>
-                <w:szCs w:val="20"/>
-              </w:rPr>
-              <w:t xml:space="preserve"> </w:t>
-            </w:r>
-            <w:proofErr w:type="spellStart"/>
-            <w:r>
-              <w:rPr>
-                <w:sz w:val="20"/>
-                <w:szCs w:val="20"/>
-              </w:rPr>
-              <w:t>NessusAgent</w:t>
-            </w:r>
-            <w:proofErr w:type="spellEnd"/>
-            <w:r>
-              <w:rPr>
-                <w:sz w:val="20"/>
-                <w:szCs w:val="20"/>
-              </w:rPr>
-              <w:t>*.rpm</w:t>
+              <w:t xml:space="preserve">sudo rpm -ivh NessusAgent*.rpm</w:t>
             </w:r>
           </w:p>
         </w:tc>
@@ -1914,53 +1995,12 @@
             </w:tcMar>
           </w:tcPr>
           <w:p>
-            <w:proofErr w:type="spellStart"/>
             <w:r>
               <w:rPr>
                 <w:sz w:val="20"/>
                 <w:szCs w:val="20"/>
               </w:rPr>
-              <w:t>sudo</w:t>
-            </w:r>
-            <w:proofErr w:type="spellEnd"/>
-            <w:r>
-              <w:rPr>
-                <w:sz w:val="20"/>
-                <w:szCs w:val="20"/>
-              </w:rPr>
-              <w:t xml:space="preserve"> rpm -</w:t>
-            </w:r>
-            <w:proofErr w:type="spellStart"/>
-            <w:r>
-              <w:rPr>
-                <w:sz w:val="20"/>
-                <w:szCs w:val="20"/>
-              </w:rPr>
-              <w:t>ivh</w:t>
-            </w:r>
-            <w:proofErr w:type="spellEnd"/>
-            <w:r>
-              <w:rPr>
-                <w:sz w:val="20"/>
-                <w:szCs w:val="20"/>
-              </w:rPr>
-              <w:t xml:space="preserve"> </w:t>
-            </w:r>
-            <w:proofErr w:type="spellStart"/>
-            <w:r>
-              <w:rPr>
-                <w:sz w:val="20"/>
-                <w:szCs w:val="20"/>
-              </w:rPr>
-              <w:t>NessusAgent</w:t>
-            </w:r>
-            <w:proofErr w:type="spellEnd"/>
-            <w:r>
-              <w:rPr>
-                <w:sz w:val="20"/>
-                <w:szCs w:val="20"/>
-              </w:rPr>
-              <w:t>*.rpm</w:t>
+              <w:t xml:space="preserve">sudo rpm -ivh NessusAgent*.rpm</w:t>
             </w:r>
           </w:p>
         </w:tc>
@@ -2065,69 +2105,12 @@
             </w:tcMar>
           </w:tcPr>
           <w:p>
-            <w:proofErr w:type="spellStart"/>
             <w:r>
               <w:rPr>
                 <w:sz w:val="20"/>
                 <w:szCs w:val="20"/>
               </w:rPr>
-              <w:t>sudo</w:t>
-            </w:r>
-            <w:proofErr w:type="spellEnd"/>
-            <w:r>
-              <w:rPr>
-                <w:sz w:val="20"/>
-                <w:szCs w:val="20"/>
-              </w:rPr>
-              <w:t xml:space="preserve"> </w:t>
-            </w:r>
-            <w:proofErr w:type="spellStart"/>
-            <w:r>
-              <w:rPr>
-                <w:sz w:val="20"/>
-                <w:szCs w:val="20"/>
-              </w:rPr>
-              <w:t>dpkg</w:t>
-            </w:r>
-            <w:proofErr w:type="spellEnd"/>
-            <w:r>
-              <w:rPr>
-                <w:sz w:val="20"/>
-                <w:szCs w:val="20"/>
-              </w:rPr>
-              <w:t xml:space="preserve"> -</w:t>
-            </w:r>
-            <w:proofErr w:type="spellStart"/>
-            <w:r>
-              <w:rPr>
-                <w:sz w:val="20"/>
-                <w:szCs w:val="20"/>
-              </w:rPr>
-              <w:t>i</w:t>
-            </w:r>
-            <w:proofErr w:type="spellEnd"/>
-            <w:r>
-              <w:rPr>
-                <w:sz w:val="20"/>
-                <w:szCs w:val="20"/>
-              </w:rPr>
-              <w:t xml:space="preserve"> </w:t>
-            </w:r>
-            <w:proofErr w:type="spellStart"/>
-            <w:r>
-              <w:rPr>
-                <w:sz w:val="20"/>
-                <w:szCs w:val="20"/>
-              </w:rPr>
-              <w:t>NessusAgent</w:t>
-            </w:r>
-            <w:proofErr w:type="spellEnd"/>
-            <w:r>
-              <w:rPr>
-                <w:sz w:val="20"/>
-                <w:szCs w:val="20"/>
-              </w:rPr>
-              <w:t>*.deb</w:t>
+              <w:t xml:space="preserve">sudo dpkg -i NessusAgent*.deb</w:t>
             </w:r>
           </w:p>
         </w:tc>
@@ -2210,23 +2193,7 @@
                 <w:sz w:val="20"/>
                 <w:szCs w:val="20"/>
               </w:rPr>
-              <w:t>.</w:t>
-            </w:r>
-            <w:proofErr w:type="spellStart"/>
-            <w:r>
-              <w:rPr>
-                <w:sz w:val="20"/>
-                <w:szCs w:val="20"/>
-              </w:rPr>
-              <w:t>msi</w:t>
-            </w:r>
-            <w:proofErr w:type="spellEnd"/>
-            <w:r>
-              <w:rPr>
-                <w:sz w:val="20"/>
-                <w:szCs w:val="20"/>
-              </w:rPr>
-              <w:t xml:space="preserve"> installer</w:t>
+              <w:t xml:space="preserve">.msi installer</w:t>
             </w:r>
           </w:p>
         </w:tc>
@@ -2253,23 +2220,7 @@
                 <w:sz w:val="20"/>
                 <w:szCs w:val="20"/>
               </w:rPr>
-              <w:t>Run .</w:t>
-            </w:r>
-            <w:proofErr w:type="spellStart"/>
-            <w:r>
-              <w:rPr>
-                <w:sz w:val="20"/>
-                <w:szCs w:val="20"/>
-              </w:rPr>
-              <w:t>msi</w:t>
-            </w:r>
-            <w:proofErr w:type="spellEnd"/>
-            <w:r>
-              <w:rPr>
-                <w:sz w:val="20"/>
-                <w:szCs w:val="20"/>
-              </w:rPr>
-              <w:t xml:space="preserve"> as Administrator</w:t>
+              <w:t xml:space="preserve">Run .msi as Administrator</w:t>
             </w:r>
           </w:p>
         </w:tc>
@@ -2352,23 +2303,7 @@
                 <w:sz w:val="20"/>
                 <w:szCs w:val="20"/>
               </w:rPr>
-              <w:t>.</w:t>
-            </w:r>
-            <w:proofErr w:type="spellStart"/>
-            <w:r>
-              <w:rPr>
-                <w:sz w:val="20"/>
-                <w:szCs w:val="20"/>
-              </w:rPr>
-              <w:t>msi</w:t>
-            </w:r>
-            <w:proofErr w:type="spellEnd"/>
-            <w:r>
-              <w:rPr>
-                <w:sz w:val="20"/>
-                <w:szCs w:val="20"/>
-              </w:rPr>
-              <w:t xml:space="preserve"> installer</w:t>
+              <w:t xml:space="preserve">.msi installer</w:t>
             </w:r>
           </w:p>
         </w:tc>
@@ -2395,23 +2330,7 @@
                 <w:sz w:val="20"/>
                 <w:szCs w:val="20"/>
               </w:rPr>
-              <w:t>Run .</w:t>
-            </w:r>
-            <w:proofErr w:type="spellStart"/>
-            <w:r>
-              <w:rPr>
-                <w:sz w:val="20"/>
-                <w:szCs w:val="20"/>
-              </w:rPr>
-              <w:t>msi</w:t>
-            </w:r>
-            <w:proofErr w:type="spellEnd"/>
-            <w:r>
-              <w:rPr>
-                <w:sz w:val="20"/>
-                <w:szCs w:val="20"/>
-              </w:rPr>
-              <w:t xml:space="preserve"> as Administrator</w:t>
+              <w:t xml:space="preserve">Run .msi as Administrator</w:t>
             </w:r>
           </w:p>
         </w:tc>
@@ -2438,23 +2357,7 @@
                 <w:sz w:val="20"/>
                 <w:szCs w:val="20"/>
               </w:rPr>
-              <w:t xml:space="preserve">Local </w:t>
-            </w:r>
-            <w:proofErr w:type="gramStart"/>
-            <w:r>
-              <w:rPr>
-                <w:sz w:val="20"/>
-                <w:szCs w:val="20"/>
-              </w:rPr>
-              <w:t>machine</w:t>
-            </w:r>
-            <w:proofErr w:type="gramEnd"/>
-            <w:r>
-              <w:rPr>
-                <w:sz w:val="20"/>
-                <w:szCs w:val="20"/>
-              </w:rPr>
-              <w:t xml:space="preserve"> install</w:t>
+              <w:t>Local machine install</w:t>
             </w:r>
           </w:p>
         </w:tc>
@@ -2486,7 +2389,6 @@
         <w:spacing w:before="80" w:after="80"/>
       </w:pPr>
       <w:r>
-        <w:lastRenderedPageBreak/>
         <w:t>In your EC2 terminal, run this command (replace the values shown):</w:t>
       </w:r>
     </w:p>
@@ -2504,7 +2406,6 @@
         <w:spacing w:before="60" w:after="60"/>
         <w:ind w:left="360"/>
       </w:pPr>
-      <w:proofErr w:type="spellStart"/>
       <w:r>
         <w:rPr>
           <w:rFonts w:ascii="Courier New" w:eastAsia="Courier New" w:hAnsi="Courier New" w:cs="Courier New"/>
@@ -2512,71 +2413,7 @@
           <w:sz w:val="20"/>
           <w:szCs w:val="20"/>
         </w:rPr>
-        <w:t>sudo</w:t>
-      </w:r>
-      <w:proofErr w:type="spellEnd"/>
-      <w:r>
-        <w:rPr>
-          <w:rFonts w:ascii="Courier New" w:eastAsia="Courier New" w:hAnsi="Courier New" w:cs="Courier New"/>
-          <w:color w:val="1A1A1A"/>
-          <w:sz w:val="20"/>
-          <w:szCs w:val="20"/>
-        </w:rPr>
-        <w:t xml:space="preserve"> curl -H 'X-Key: YOUR</w:t>
-      </w:r>
-      <w:r>
-        <w:rPr>
-          <w:rFonts w:ascii="Courier New" w:eastAsia="Courier New" w:hAnsi="Courier New" w:cs="Courier New"/>
-          <w:color w:val="1A1A1A"/>
-          <w:sz w:val="20"/>
-          <w:szCs w:val="20"/>
-        </w:rPr>
-        <w:t xml:space="preserve"> </w:t>
-      </w:r>
-      <w:r>
-        <w:rPr>
-          <w:rFonts w:ascii="Courier New" w:eastAsia="Courier New" w:hAnsi="Courier New" w:cs="Courier New"/>
-          <w:color w:val="1A1A1A"/>
-          <w:sz w:val="20"/>
-          <w:szCs w:val="20"/>
-        </w:rPr>
-        <w:t>LINKING</w:t>
-      </w:r>
-      <w:r>
-        <w:rPr>
-          <w:rFonts w:ascii="Courier New" w:eastAsia="Courier New" w:hAnsi="Courier New" w:cs="Courier New"/>
-          <w:color w:val="1A1A1A"/>
-          <w:sz w:val="20"/>
-          <w:szCs w:val="20"/>
-        </w:rPr>
-        <w:t xml:space="preserve"> </w:t>
-      </w:r>
-      <w:r>
-        <w:rPr>
-          <w:rFonts w:ascii="Courier New" w:eastAsia="Courier New" w:hAnsi="Courier New" w:cs="Courier New"/>
-          <w:color w:val="1A1A1A"/>
-          <w:sz w:val="20"/>
-          <w:szCs w:val="20"/>
-        </w:rPr>
-        <w:t>KEY</w:t>
-      </w:r>
-      <w:r>
-        <w:rPr>
-          <w:rFonts w:ascii="Courier New" w:eastAsia="Courier New" w:hAnsi="Courier New" w:cs="Courier New"/>
-          <w:color w:val="1A1A1A"/>
-          <w:sz w:val="20"/>
-          <w:szCs w:val="20"/>
-        </w:rPr>
-        <w:t xml:space="preserve"> </w:t>
-      </w:r>
-      <w:r>
-        <w:rPr>
-          <w:rFonts w:ascii="Courier New" w:eastAsia="Courier New" w:hAnsi="Courier New" w:cs="Courier New"/>
-          <w:color w:val="1A1A1A"/>
-          <w:sz w:val="20"/>
-          <w:szCs w:val="20"/>
-        </w:rPr>
-        <w:t>HERE' \</w:t>
+        <w:t xml:space="preserve">sudo curl -H 'X-Key: YOUR_LINKING_KEY_HERE' \</w:t>
       </w:r>
     </w:p>
     <w:p>
@@ -2595,27 +2432,7 @@
           <w:sz w:val="20"/>
           <w:szCs w:val="20"/>
         </w:rPr>
-        <w:t xml:space="preserve">'https://sensor.cloud.tenable.com/install/agent?name=YOUR-AGENT-NAME&amp;groups=agent-group' | </w:t>
-      </w:r>
-      <w:proofErr w:type="spellStart"/>
-      <w:r>
-        <w:rPr>
-          <w:rFonts w:ascii="Courier New" w:eastAsia="Courier New" w:hAnsi="Courier New" w:cs="Courier New"/>
-          <w:color w:val="1A1A1A"/>
-          <w:sz w:val="20"/>
-          <w:szCs w:val="20"/>
-        </w:rPr>
-        <w:t>sudo</w:t>
-      </w:r>
-      <w:proofErr w:type="spellEnd"/>
-      <w:r>
-        <w:rPr>
-          <w:rFonts w:ascii="Courier New" w:eastAsia="Courier New" w:hAnsi="Courier New" w:cs="Courier New"/>
-          <w:color w:val="1A1A1A"/>
-          <w:sz w:val="20"/>
-          <w:szCs w:val="20"/>
-        </w:rPr>
-        <w:t xml:space="preserve"> bash</w:t>
+        <w:t xml:space="preserve">'https://sensor.cloud.tenable.com/install/agent?name=YOUR_AGENT_NAME' | sudo bash</w:t>
       </w:r>
     </w:p>
     <w:p>
@@ -2686,29 +2503,7 @@
               <w:spacing w:before="40" w:after="40"/>
             </w:pPr>
             <w:r>
-              <w:t>YOUR</w:t>
-            </w:r>
-            <w:r>
-              <w:t xml:space="preserve"> </w:t>
-            </w:r>
-            <w:proofErr w:type="gramStart"/>
-            <w:r>
-              <w:t>AGENT</w:t>
-            </w:r>
-            <w:proofErr w:type="gramEnd"/>
-            <w:r>
-              <w:t xml:space="preserve"> </w:t>
-            </w:r>
-            <w:r>
-              <w:t xml:space="preserve">NAME — give your agent a name that will appear in Tenable (e.g. </w:t>
-            </w:r>
-            <w:proofErr w:type="gramStart"/>
-            <w:r>
-              <w:t>intern-test</w:t>
-            </w:r>
-            <w:proofErr w:type="gramEnd"/>
-            <w:r>
-              <w:t>)</w:t>
+              <w:t xml:space="preserve">YOUR_AGENT_NAME — give your agent a unique name that will appear in Tenable, using your own name (e.g. norman-ec2). No spaces.</w:t>
             </w:r>
           </w:p>
           <w:p>
@@ -2716,7 +2511,7 @@
               <w:spacing w:before="40" w:after="40"/>
             </w:pPr>
             <w:r>
-              <w:t>agent-group — you can change this or remove &amp;groups=agent-group if not needed</w:t>
+              <w:t>Keep both single quotes (') exactly as shown. Do not add a group to the command — no agent groups exist in TriangleCyberOne yet.</w:t>
             </w:r>
           </w:p>
         </w:tc>
@@ -2736,181 +2531,12 @@
         <w:rPr>
           <w:noProof/>
         </w:rPr>
+        <w:lastRenderedPageBreak/>
         <w:drawing>
           <wp:inline distT="0" distB="0" distL="0" distR="0" wp14:anchorId="5B0C7ECB" wp14:editId="0969140E">
             <wp:extent cx="4457700" cy="2352675"/>
             <wp:effectExtent l="0" t="0" r="0" b="0"/>
             <wp:docPr id="555643576" name="Picture 555643576"/>
-            <wp:cNvGraphicFramePr>
-              <a:graphicFrameLocks xmlns:a="http://schemas.openxmlformats.org/drawingml/2006/main" noChangeAspect="1"/>
-            </wp:cNvGraphicFramePr>
-            <a:graphic xmlns:a="http://schemas.openxmlformats.org/drawingml/2006/main">
-              <a:graphicData uri="http://schemas.openxmlformats.org/drawingml/2006/picture">
-                <pic:pic xmlns:pic="http://schemas.openxmlformats.org/drawingml/2006/picture">
-                  <pic:nvPicPr>
-                    <pic:cNvPr id="0" name=""/>
-                    <pic:cNvPicPr>
-                      <a:picLocks noChangeAspect="1" noChangeArrowheads="1"/>
-                    </pic:cNvPicPr>
-                  </pic:nvPicPr>
-                  <pic:blipFill>
-                    <a:blip r:embed="rId13"/>
-                    <a:srcRect/>
-                    <a:stretch>
-                      <a:fillRect/>
-                    </a:stretch>
-                  </pic:blipFill>
-                  <pic:spPr bwMode="auto">
-                    <a:xfrm>
-                      <a:off x="0" y="0"/>
-                      <a:ext cx="4457700" cy="2352675"/>
-                    </a:xfrm>
-                    <a:prstGeom prst="rect">
-                      <a:avLst/>
-                    </a:prstGeom>
-                  </pic:spPr>
-                </pic:pic>
-              </a:graphicData>
-            </a:graphic>
-          </wp:inline>
-        </w:drawing>
-      </w:r>
-    </w:p>
-    <w:p>
-      <w:pPr>
-        <w:spacing w:after="180"/>
-        <w:jc w:val="center"/>
-      </w:pPr>
-      <w:r>
-        <w:rPr>
-          <w:i/>
-          <w:iCs/>
-          <w:color w:val="666666"/>
-          <w:sz w:val="18"/>
-          <w:szCs w:val="18"/>
-        </w:rPr>
-        <w:t>Terminal — Tenable install script downloading and running</w:t>
-      </w:r>
-    </w:p>
-    <w:p>
-      <w:pPr>
-        <w:spacing w:before="80" w:after="80"/>
-      </w:pPr>
-    </w:p>
-    <w:p>
-      <w:pPr>
-        <w:pStyle w:val="Heading2"/>
-      </w:pPr>
-      <w:r>
-        <w:t>Step 7 — Wait for Installation to Complete</w:t>
-      </w:r>
-    </w:p>
-    <w:p>
-      <w:pPr>
-        <w:spacing w:before="80" w:after="80"/>
-      </w:pPr>
-      <w:r>
-        <w:t>Watch the terminal output. You will see it go through these stages:</w:t>
-      </w:r>
-    </w:p>
-    <w:p>
-      <w:pPr>
-        <w:pStyle w:val="ListParagraph"/>
-        <w:numPr>
-          <w:ilvl w:val="0"/>
-          <w:numId w:val="2"/>
-        </w:numPr>
-        <w:spacing w:before="60" w:after="60"/>
-      </w:pPr>
-      <w:r>
-        <w:t>Downloading Nessus Agent install package for Amazon Linux 2023</w:t>
-      </w:r>
-    </w:p>
-    <w:p>
-      <w:pPr>
-        <w:pStyle w:val="ListParagraph"/>
-        <w:numPr>
-          <w:ilvl w:val="0"/>
-          <w:numId w:val="2"/>
-        </w:numPr>
-        <w:spacing w:before="60" w:after="60"/>
-      </w:pPr>
-      <w:r>
-        <w:t>Installing Nessus Agent</w:t>
-      </w:r>
-    </w:p>
-    <w:p>
-      <w:pPr>
-        <w:pStyle w:val="ListParagraph"/>
-        <w:numPr>
-          <w:ilvl w:val="0"/>
-          <w:numId w:val="2"/>
-        </w:numPr>
-        <w:spacing w:before="60" w:after="60"/>
-      </w:pPr>
-      <w:r>
-        <w:t>Complete!</w:t>
-      </w:r>
-    </w:p>
-    <w:p>
-      <w:pPr>
-        <w:pStyle w:val="ListParagraph"/>
-        <w:numPr>
-          <w:ilvl w:val="0"/>
-          <w:numId w:val="2"/>
-        </w:numPr>
-        <w:spacing w:before="60" w:after="60"/>
-      </w:pPr>
-      <w:r>
-        <w:t>Applying auto-configuration</w:t>
-      </w:r>
-    </w:p>
-    <w:p>
-      <w:pPr>
-        <w:pStyle w:val="ListParagraph"/>
-        <w:numPr>
-          <w:ilvl w:val="0"/>
-          <w:numId w:val="2"/>
-        </w:numPr>
-        <w:spacing w:before="60" w:after="60"/>
-      </w:pPr>
-      <w:r>
-        <w:t>Starting Nessus Agent</w:t>
-      </w:r>
-    </w:p>
-    <w:p>
-      <w:pPr>
-        <w:pStyle w:val="ListParagraph"/>
-        <w:numPr>
-          <w:ilvl w:val="0"/>
-          <w:numId w:val="2"/>
-        </w:numPr>
-        <w:spacing w:before="60" w:after="60"/>
-      </w:pPr>
-      <w:r>
-        <w:t>Waiting for Nessus Agent to start and link...</w:t>
-      </w:r>
-    </w:p>
-    <w:p>
-      <w:pPr>
-        <w:spacing w:before="80" w:after="80"/>
-      </w:pPr>
-    </w:p>
-    <w:p>
-      <w:pPr>
-        <w:spacing w:before="120" w:after="60"/>
-        <w:jc w:val="center"/>
-      </w:pPr>
-      <w:r>
-        <w:rPr>
-          <w:noProof/>
-        </w:rPr>
-        <w:lastRenderedPageBreak/>
-        <w:drawing>
-          <wp:inline distT="0" distB="0" distL="0" distR="0" wp14:anchorId="1F331C8D" wp14:editId="06DB214C">
-            <wp:extent cx="4457700" cy="2362200"/>
-            <wp:effectExtent l="0" t="0" r="0" b="0"/>
-            <wp:docPr id="1060877757" name="Picture 1060877757"/>
             <wp:cNvGraphicFramePr>
               <a:graphicFrameLocks xmlns:a="http://schemas.openxmlformats.org/drawingml/2006/main" noChangeAspect="1"/>
             </wp:cNvGraphicFramePr>
@@ -2933,7 +2559,7 @@
                   <pic:spPr bwMode="auto">
                     <a:xfrm>
                       <a:off x="0" y="0"/>
-                      <a:ext cx="4457700" cy="2362200"/>
+                      <a:ext cx="4457700" cy="2352675"/>
                     </a:xfrm>
                     <a:prstGeom prst="rect">
                       <a:avLst/>
@@ -2959,49 +2585,106 @@
           <w:sz w:val="18"/>
           <w:szCs w:val="18"/>
         </w:rPr>
-        <w:t>Terminal — Installation complete, agent starting and linking</w:t>
-      </w:r>
-    </w:p>
-    <w:p>
-      <w:pPr>
-        <w:spacing w:before="80" w:after="80"/>
-      </w:pPr>
-    </w:p>
-    <w:p>
-      <w:pPr>
-        <w:spacing w:before="80" w:after="80"/>
-      </w:pPr>
-    </w:p>
-    <w:p>
-      <w:pPr>
-        <w:pStyle w:val="Heading1"/>
-      </w:pPr>
-      <w:r>
-        <w:t>Part 4 — Verify the Agent in Tenable</w:t>
-      </w:r>
+        <w:t>Terminal — Tenable install script downloading and running</w:t>
+      </w:r>
+    </w:p>
+    <w:p>
+      <w:pPr>
+        <w:spacing w:before="80" w:after="80"/>
+      </w:pPr>
     </w:p>
     <w:p>
       <w:pPr>
         <w:pStyle w:val="Heading2"/>
       </w:pPr>
       <w:r>
-        <w:t>Step 8 — Check the Linked Agents List</w:t>
-      </w:r>
-    </w:p>
-    <w:p>
-      <w:pPr>
-        <w:spacing w:before="80" w:after="80"/>
-      </w:pPr>
-      <w:r>
-        <w:t xml:space="preserve">Go back to your Tenable browser tab. Navigate to Settings &gt; Sensors &gt; Nessus Agents and refresh. Your EC2 should appear under Linked Agents with </w:t>
-      </w:r>
-      <w:proofErr w:type="gramStart"/>
-      <w:r>
-        <w:t>a green</w:t>
-      </w:r>
-      <w:proofErr w:type="gramEnd"/>
-      <w:r>
-        <w:t xml:space="preserve"> Online status. It may take up to 5 minutes.</w:t>
+        <w:t>Step 7 — Wait for Installation to Complete</w:t>
+      </w:r>
+    </w:p>
+    <w:p>
+      <w:pPr>
+        <w:spacing w:before="80" w:after="80"/>
+      </w:pPr>
+      <w:r>
+        <w:t>Watch the terminal output. You will see it go through these stages:</w:t>
+      </w:r>
+    </w:p>
+    <w:p>
+      <w:pPr>
+        <w:pStyle w:val="ListParagraph"/>
+        <w:numPr>
+          <w:ilvl w:val="0"/>
+          <w:numId w:val="2"/>
+        </w:numPr>
+        <w:spacing w:before="60" w:after="60"/>
+      </w:pPr>
+      <w:r>
+        <w:t>Downloading Nessus Agent install package for Amazon Linux 2023</w:t>
+      </w:r>
+    </w:p>
+    <w:p>
+      <w:pPr>
+        <w:pStyle w:val="ListParagraph"/>
+        <w:numPr>
+          <w:ilvl w:val="0"/>
+          <w:numId w:val="2"/>
+        </w:numPr>
+        <w:spacing w:before="60" w:after="60"/>
+      </w:pPr>
+      <w:r>
+        <w:t>Installing Nessus Agent</w:t>
+      </w:r>
+    </w:p>
+    <w:p>
+      <w:pPr>
+        <w:pStyle w:val="ListParagraph"/>
+        <w:numPr>
+          <w:ilvl w:val="0"/>
+          <w:numId w:val="2"/>
+        </w:numPr>
+        <w:spacing w:before="60" w:after="60"/>
+      </w:pPr>
+      <w:r>
+        <w:t>Complete!</w:t>
+      </w:r>
+    </w:p>
+    <w:p>
+      <w:pPr>
+        <w:pStyle w:val="ListParagraph"/>
+        <w:numPr>
+          <w:ilvl w:val="0"/>
+          <w:numId w:val="2"/>
+        </w:numPr>
+        <w:spacing w:before="60" w:after="60"/>
+      </w:pPr>
+      <w:r>
+        <w:t>Applying auto-configuration</w:t>
+      </w:r>
+    </w:p>
+    <w:p>
+      <w:pPr>
+        <w:pStyle w:val="ListParagraph"/>
+        <w:numPr>
+          <w:ilvl w:val="0"/>
+          <w:numId w:val="2"/>
+        </w:numPr>
+        <w:spacing w:before="60" w:after="60"/>
+      </w:pPr>
+      <w:r>
+        <w:t>Starting Nessus Agent</w:t>
+      </w:r>
+    </w:p>
+    <w:p>
+      <w:pPr>
+        <w:pStyle w:val="ListParagraph"/>
+        <w:numPr>
+          <w:ilvl w:val="0"/>
+          <w:numId w:val="2"/>
+        </w:numPr>
+        <w:spacing w:before="60" w:after="60"/>
+      </w:pPr>
+      <w:r>
+        <w:t>Waiting for Nessus Agent to start and link...</w:t>
       </w:r>
     </w:p>
     <w:p>
@@ -3019,10 +2702,10 @@
           <w:noProof/>
         </w:rPr>
         <w:drawing>
-          <wp:inline distT="0" distB="0" distL="0" distR="0" wp14:anchorId="1F990C72" wp14:editId="4D7F2EDB">
-            <wp:extent cx="4457700" cy="1333500"/>
+          <wp:inline distT="0" distB="0" distL="0" distR="0" wp14:anchorId="1F331C8D" wp14:editId="06DB214C">
+            <wp:extent cx="4457700" cy="2362200"/>
             <wp:effectExtent l="0" t="0" r="0" b="0"/>
-            <wp:docPr id="1548824973" name="Picture 1548824973"/>
+            <wp:docPr id="1060877757" name="Picture 1060877757"/>
             <wp:cNvGraphicFramePr>
               <a:graphicFrameLocks xmlns:a="http://schemas.openxmlformats.org/drawingml/2006/main" noChangeAspect="1"/>
             </wp:cNvGraphicFramePr>
@@ -3045,7 +2728,7 @@
                   <pic:spPr bwMode="auto">
                     <a:xfrm>
                       <a:off x="0" y="0"/>
-                      <a:ext cx="4457700" cy="1333500"/>
+                      <a:ext cx="4457700" cy="2362200"/>
                     </a:xfrm>
                     <a:prstGeom prst="rect">
                       <a:avLst/>
@@ -3071,7 +2754,42 @@
           <w:sz w:val="18"/>
           <w:szCs w:val="18"/>
         </w:rPr>
-        <w:t>Tenable — Nessus Agents page showing agent with Online status</w:t>
+        <w:t>Terminal — Installation complete, agent starting and linking</w:t>
+      </w:r>
+    </w:p>
+    <w:p>
+      <w:pPr>
+        <w:spacing w:before="80" w:after="80"/>
+      </w:pPr>
+    </w:p>
+    <w:p>
+      <w:pPr>
+        <w:spacing w:before="80" w:after="80"/>
+      </w:pPr>
+    </w:p>
+    <w:p>
+      <w:pPr>
+        <w:pStyle w:val="Heading1"/>
+      </w:pPr>
+      <w:r>
+        <w:lastRenderedPageBreak/>
+        <w:t>Part 4 — Verify the Agent in Tenable</w:t>
+      </w:r>
+    </w:p>
+    <w:p>
+      <w:pPr>
+        <w:pStyle w:val="Heading2"/>
+      </w:pPr>
+      <w:r>
+        <w:t>Step 8 — Check the Linked Agents List</w:t>
+      </w:r>
+    </w:p>
+    <w:p>
+      <w:pPr>
+        <w:spacing w:before="80" w:after="80"/>
+      </w:pPr>
+      <w:r>
+        <w:t>Go back to your Tenable browser tab. Navigate to Settings &gt; Sensors &gt; Nessus Agents and refresh. Your EC2 should appear under Linked Agents with a green Online status. It may take up to 5 minutes.</w:t>
       </w:r>
     </w:p>
     <w:p>
@@ -3088,12 +2806,11 @@
         <w:rPr>
           <w:noProof/>
         </w:rPr>
-        <w:lastRenderedPageBreak/>
         <w:drawing>
-          <wp:inline distT="0" distB="0" distL="0" distR="0" wp14:anchorId="23355F4D" wp14:editId="5195DB59">
-            <wp:extent cx="4457700" cy="2257425"/>
+          <wp:inline distT="0" distB="0" distL="0" distR="0" wp14:anchorId="1F990C72" wp14:editId="4D7F2EDB">
+            <wp:extent cx="4457700" cy="1333500"/>
             <wp:effectExtent l="0" t="0" r="0" b="0"/>
-            <wp:docPr id="1006780682" name="Picture 1006780682"/>
+            <wp:docPr id="1548824973" name="Picture 1548824973"/>
             <wp:cNvGraphicFramePr>
               <a:graphicFrameLocks xmlns:a="http://schemas.openxmlformats.org/drawingml/2006/main" noChangeAspect="1"/>
             </wp:cNvGraphicFramePr>
@@ -3116,7 +2833,7 @@
                   <pic:spPr bwMode="auto">
                     <a:xfrm>
                       <a:off x="0" y="0"/>
-                      <a:ext cx="4457700" cy="2257425"/>
+                      <a:ext cx="4457700" cy="1333500"/>
                     </a:xfrm>
                     <a:prstGeom prst="rect">
                       <a:avLst/>
@@ -3142,145 +2859,7 @@
           <w:sz w:val="18"/>
           <w:szCs w:val="18"/>
         </w:rPr>
-        <w:t xml:space="preserve">Tenable — Agent </w:t>
-      </w:r>
-      <w:proofErr w:type="gramStart"/>
-      <w:r>
-        <w:rPr>
-          <w:i/>
-          <w:iCs/>
-          <w:color w:val="666666"/>
-          <w:sz w:val="18"/>
-          <w:szCs w:val="18"/>
-        </w:rPr>
-        <w:t>showing Online status</w:t>
-      </w:r>
-      <w:proofErr w:type="gramEnd"/>
-      <w:r>
-        <w:rPr>
-          <w:i/>
-          <w:iCs/>
-          <w:color w:val="666666"/>
-          <w:sz w:val="18"/>
-          <w:szCs w:val="18"/>
-        </w:rPr>
-        <w:t xml:space="preserve"> and </w:t>
-      </w:r>
-      <w:proofErr w:type="gramStart"/>
-      <w:r>
-        <w:rPr>
-          <w:i/>
-          <w:iCs/>
-          <w:color w:val="666666"/>
-          <w:sz w:val="18"/>
-          <w:szCs w:val="18"/>
-        </w:rPr>
-        <w:t>Overall</w:t>
-      </w:r>
-      <w:proofErr w:type="gramEnd"/>
-      <w:r>
-        <w:rPr>
-          <w:i/>
-          <w:iCs/>
-          <w:color w:val="666666"/>
-          <w:sz w:val="18"/>
-          <w:szCs w:val="18"/>
-        </w:rPr>
-        <w:t xml:space="preserve"> Health: Healthy</w:t>
-      </w:r>
-    </w:p>
-    <w:p>
-      <w:pPr>
-        <w:spacing w:before="80" w:after="80"/>
-      </w:pPr>
-    </w:p>
-    <w:p>
-      <w:pPr>
-        <w:pStyle w:val="Heading2"/>
-      </w:pPr>
-      <w:r>
-        <w:t>Step 9 — Review Agent Details</w:t>
-      </w:r>
-    </w:p>
-    <w:p>
-      <w:pPr>
-        <w:spacing w:before="80" w:after="80"/>
-      </w:pPr>
-      <w:r>
-        <w:t xml:space="preserve">Click your </w:t>
-      </w:r>
-      <w:proofErr w:type="gramStart"/>
-      <w:r>
-        <w:t>agent</w:t>
-      </w:r>
-      <w:proofErr w:type="gramEnd"/>
-      <w:r>
-        <w:t xml:space="preserve"> name to open the details. In the Overview tab, confirm:</w:t>
-      </w:r>
-    </w:p>
-    <w:p>
-      <w:pPr>
-        <w:pStyle w:val="ListParagraph"/>
-        <w:numPr>
-          <w:ilvl w:val="0"/>
-          <w:numId w:val="2"/>
-        </w:numPr>
-        <w:spacing w:before="60" w:after="60"/>
-      </w:pPr>
-      <w:r>
-        <w:t>Status: Online (green dot)</w:t>
-      </w:r>
-    </w:p>
-    <w:p>
-      <w:pPr>
-        <w:pStyle w:val="ListParagraph"/>
-        <w:numPr>
-          <w:ilvl w:val="0"/>
-          <w:numId w:val="2"/>
-        </w:numPr>
-        <w:spacing w:before="60" w:after="60"/>
-      </w:pPr>
-      <w:r>
-        <w:t>Platform: Linux (amzn2-x86-64)</w:t>
-      </w:r>
-    </w:p>
-    <w:p>
-      <w:pPr>
-        <w:pStyle w:val="ListParagraph"/>
-        <w:numPr>
-          <w:ilvl w:val="0"/>
-          <w:numId w:val="2"/>
-        </w:numPr>
-        <w:spacing w:before="60" w:after="60"/>
-      </w:pPr>
-      <w:r>
-        <w:t>Version: 11.1.2 or later</w:t>
-      </w:r>
-    </w:p>
-    <w:p>
-      <w:pPr>
-        <w:pStyle w:val="ListParagraph"/>
-        <w:numPr>
-          <w:ilvl w:val="0"/>
-          <w:numId w:val="2"/>
-        </w:numPr>
-        <w:spacing w:before="60" w:after="60"/>
-      </w:pPr>
-      <w:r>
-        <w:t>AWS Instance ID matching your EC2</w:t>
-      </w:r>
-    </w:p>
-    <w:p>
-      <w:pPr>
-        <w:pStyle w:val="ListParagraph"/>
-        <w:numPr>
-          <w:ilvl w:val="0"/>
-          <w:numId w:val="2"/>
-        </w:numPr>
-        <w:spacing w:before="60" w:after="60"/>
-      </w:pPr>
-      <w:r>
-        <w:t>Linked On: today’s date and time</w:t>
+        <w:t>Tenable — Nessus Agents page showing agent with Online status</w:t>
       </w:r>
     </w:p>
     <w:p>
@@ -3298,10 +2877,10 @@
           <w:noProof/>
         </w:rPr>
         <w:drawing>
-          <wp:inline distT="0" distB="0" distL="0" distR="0" wp14:anchorId="7D0CBF05" wp14:editId="6D090CEA">
-            <wp:extent cx="4457700" cy="2276475"/>
+          <wp:inline distT="0" distB="0" distL="0" distR="0" wp14:anchorId="23355F4D" wp14:editId="5195DB59">
+            <wp:extent cx="4457700" cy="2257425"/>
             <wp:effectExtent l="0" t="0" r="0" b="0"/>
-            <wp:docPr id="1286851513" name="Picture 1286851513"/>
+            <wp:docPr id="1006780682" name="Picture 1006780682"/>
             <wp:cNvGraphicFramePr>
               <a:graphicFrameLocks xmlns:a="http://schemas.openxmlformats.org/drawingml/2006/main" noChangeAspect="1"/>
             </wp:cNvGraphicFramePr>
@@ -3324,7 +2903,7 @@
                   <pic:spPr bwMode="auto">
                     <a:xfrm>
                       <a:off x="0" y="0"/>
-                      <a:ext cx="4457700" cy="2276475"/>
+                      <a:ext cx="4457700" cy="2257425"/>
                     </a:xfrm>
                     <a:prstGeom prst="rect">
                       <a:avLst/>
@@ -3350,7 +2929,7 @@
           <w:sz w:val="18"/>
           <w:szCs w:val="18"/>
         </w:rPr>
-        <w:t>Tenable — Agent Overview showing details (sensitive data masked with ****)</w:t>
+        <w:t>Tenable — Agent showing Online status and Overall Health: Healthy</w:t>
       </w:r>
     </w:p>
     <w:p>
@@ -3363,15 +2942,15 @@
         <w:pStyle w:val="Heading2"/>
       </w:pPr>
       <w:r>
-        <w:t>Step 10 — Check Agent Health</w:t>
-      </w:r>
-    </w:p>
-    <w:p>
-      <w:pPr>
-        <w:spacing w:before="80" w:after="80"/>
-      </w:pPr>
-      <w:r>
-        <w:t>Click the Agent Health Events tab. All 4 checks should show Healthy:</w:t>
+        <w:t>Step 9 — Review Agent Details</w:t>
+      </w:r>
+    </w:p>
+    <w:p>
+      <w:pPr>
+        <w:spacing w:before="80" w:after="80"/>
+      </w:pPr>
+      <w:r>
+        <w:t>Click your agent name to open the details. In the Overview tab, confirm:</w:t>
       </w:r>
     </w:p>
     <w:p>
@@ -3384,7 +2963,7 @@
         <w:spacing w:before="60" w:after="60"/>
       </w:pPr>
       <w:r>
-        <w:t>System Disk Usage — Healthy</w:t>
+        <w:t>Status: Online (green dot)</w:t>
       </w:r>
     </w:p>
     <w:p>
@@ -3397,8 +2976,7 @@
         <w:spacing w:before="60" w:after="60"/>
       </w:pPr>
       <w:r>
-        <w:lastRenderedPageBreak/>
-        <w:t>Plugin Disk Usage — Healthy</w:t>
+        <w:t>Platform: Linux (Amazon Linux)</w:t>
       </w:r>
     </w:p>
     <w:p>
@@ -3411,7 +2989,7 @@
         <w:spacing w:before="60" w:after="60"/>
       </w:pPr>
       <w:r>
-        <w:t>Plugin Integrity — Healthy</w:t>
+        <w:t>Version: 11.1.2 or later</w:t>
       </w:r>
     </w:p>
     <w:p>
@@ -3424,7 +3002,20 @@
         <w:spacing w:before="60" w:after="60"/>
       </w:pPr>
       <w:r>
-        <w:t>Plugin Compilation — Healthy</w:t>
+        <w:t>AWS Instance ID matching your EC2</w:t>
+      </w:r>
+    </w:p>
+    <w:p>
+      <w:pPr>
+        <w:pStyle w:val="ListParagraph"/>
+        <w:numPr>
+          <w:ilvl w:val="0"/>
+          <w:numId w:val="2"/>
+        </w:numPr>
+        <w:spacing w:before="60" w:after="60"/>
+      </w:pPr>
+      <w:r>
+        <w:t>Linked On: today’s date and time</w:t>
       </w:r>
     </w:p>
     <w:p>
@@ -3441,11 +3032,12 @@
         <w:rPr>
           <w:noProof/>
         </w:rPr>
+        <w:lastRenderedPageBreak/>
         <w:drawing>
-          <wp:inline distT="0" distB="0" distL="0" distR="0" wp14:anchorId="0F414EA5" wp14:editId="5772B721">
-            <wp:extent cx="4457700" cy="2114550"/>
+          <wp:inline distT="0" distB="0" distL="0" distR="0" wp14:anchorId="7D0CBF05" wp14:editId="6D090CEA">
+            <wp:extent cx="4457700" cy="2276475"/>
             <wp:effectExtent l="0" t="0" r="0" b="0"/>
-            <wp:docPr id="1129334274" name="Picture 1129334274"/>
+            <wp:docPr id="1286851513" name="Picture 1286851513"/>
             <wp:cNvGraphicFramePr>
               <a:graphicFrameLocks xmlns:a="http://schemas.openxmlformats.org/drawingml/2006/main" noChangeAspect="1"/>
             </wp:cNvGraphicFramePr>
@@ -3468,6 +3060,149 @@
                   <pic:spPr bwMode="auto">
                     <a:xfrm>
                       <a:off x="0" y="0"/>
+                      <a:ext cx="4457700" cy="2276475"/>
+                    </a:xfrm>
+                    <a:prstGeom prst="rect">
+                      <a:avLst/>
+                    </a:prstGeom>
+                  </pic:spPr>
+                </pic:pic>
+              </a:graphicData>
+            </a:graphic>
+          </wp:inline>
+        </w:drawing>
+      </w:r>
+    </w:p>
+    <w:p>
+      <w:pPr>
+        <w:spacing w:after="180"/>
+        <w:jc w:val="center"/>
+      </w:pPr>
+      <w:r>
+        <w:rPr>
+          <w:i/>
+          <w:iCs/>
+          <w:color w:val="666666"/>
+          <w:sz w:val="18"/>
+          <w:szCs w:val="18"/>
+        </w:rPr>
+        <w:t>Tenable — Agent Overview showing details (sensitive data masked with ****)</w:t>
+      </w:r>
+    </w:p>
+    <w:p>
+      <w:pPr>
+        <w:spacing w:before="80" w:after="80"/>
+      </w:pPr>
+    </w:p>
+    <w:p>
+      <w:pPr>
+        <w:pStyle w:val="Heading2"/>
+      </w:pPr>
+      <w:r>
+        <w:t>Step 10 — Check Agent Health</w:t>
+      </w:r>
+    </w:p>
+    <w:p>
+      <w:pPr>
+        <w:spacing w:before="80" w:after="80"/>
+      </w:pPr>
+      <w:r>
+        <w:t>Click the Agent Health Events tab. All 4 checks should show Healthy:</w:t>
+      </w:r>
+    </w:p>
+    <w:p>
+      <w:pPr>
+        <w:pStyle w:val="ListParagraph"/>
+        <w:numPr>
+          <w:ilvl w:val="0"/>
+          <w:numId w:val="2"/>
+        </w:numPr>
+        <w:spacing w:before="60" w:after="60"/>
+      </w:pPr>
+      <w:r>
+        <w:t>System Disk Usage — Healthy</w:t>
+      </w:r>
+    </w:p>
+    <w:p>
+      <w:pPr>
+        <w:pStyle w:val="ListParagraph"/>
+        <w:numPr>
+          <w:ilvl w:val="0"/>
+          <w:numId w:val="2"/>
+        </w:numPr>
+        <w:spacing w:before="60" w:after="60"/>
+      </w:pPr>
+      <w:r>
+        <w:t>Plugin Disk Usage — Healthy</w:t>
+      </w:r>
+    </w:p>
+    <w:p>
+      <w:pPr>
+        <w:pStyle w:val="ListParagraph"/>
+        <w:numPr>
+          <w:ilvl w:val="0"/>
+          <w:numId w:val="2"/>
+        </w:numPr>
+        <w:spacing w:before="60" w:after="60"/>
+      </w:pPr>
+      <w:r>
+        <w:t>Plugin Integrity — Healthy</w:t>
+      </w:r>
+    </w:p>
+    <w:p>
+      <w:pPr>
+        <w:pStyle w:val="ListParagraph"/>
+        <w:numPr>
+          <w:ilvl w:val="0"/>
+          <w:numId w:val="2"/>
+        </w:numPr>
+        <w:spacing w:before="60" w:after="60"/>
+      </w:pPr>
+      <w:r>
+        <w:t>Plugin Compilation — Healthy</w:t>
+      </w:r>
+    </w:p>
+    <w:p>
+      <w:pPr>
+        <w:spacing w:before="80" w:after="80"/>
+      </w:pPr>
+    </w:p>
+    <w:p>
+      <w:pPr>
+        <w:spacing w:before="120" w:after="60"/>
+        <w:jc w:val="center"/>
+      </w:pPr>
+      <w:r>
+        <w:rPr>
+          <w:noProof/>
+        </w:rPr>
+        <w:drawing>
+          <wp:inline distT="0" distB="0" distL="0" distR="0" wp14:anchorId="0F414EA5" wp14:editId="5772B721">
+            <wp:extent cx="4457700" cy="2114550"/>
+            <wp:effectExtent l="0" t="0" r="0" b="0"/>
+            <wp:docPr id="1129334274" name="Picture 1129334274"/>
+            <wp:cNvGraphicFramePr>
+              <a:graphicFrameLocks xmlns:a="http://schemas.openxmlformats.org/drawingml/2006/main" noChangeAspect="1"/>
+            </wp:cNvGraphicFramePr>
+            <a:graphic xmlns:a="http://schemas.openxmlformats.org/drawingml/2006/main">
+              <a:graphicData uri="http://schemas.openxmlformats.org/drawingml/2006/picture">
+                <pic:pic xmlns:pic="http://schemas.openxmlformats.org/drawingml/2006/picture">
+                  <pic:nvPicPr>
+                    <pic:cNvPr id="0" name=""/>
+                    <pic:cNvPicPr>
+                      <a:picLocks noChangeAspect="1" noChangeArrowheads="1"/>
+                    </pic:cNvPicPr>
+                  </pic:nvPicPr>
+                  <pic:blipFill>
+                    <a:blip r:embed="rId19"/>
+                    <a:srcRect/>
+                    <a:stretch>
+                      <a:fillRect/>
+                    </a:stretch>
+                  </pic:blipFill>
+                  <pic:spPr bwMode="auto">
+                    <a:xfrm>
+                      <a:off x="0" y="0"/>
                       <a:ext cx="4457700" cy="2114550"/>
                     </a:xfrm>
                     <a:prstGeom prst="rect">
@@ -3587,6 +3322,7 @@
         <w:pStyle w:val="Heading1"/>
       </w:pPr>
       <w:r>
+        <w:lastRenderedPageBreak/>
         <w:t>Part 5 — Web Application Scanning (WAS)</w:t>
       </w:r>
     </w:p>
@@ -3658,15 +3394,7 @@
               <w:spacing w:before="40" w:after="40"/>
             </w:pPr>
             <w:r>
-              <w:t xml:space="preserve">Before scanning any </w:t>
-            </w:r>
-            <w:proofErr w:type="gramStart"/>
-            <w:r>
-              <w:t>website</w:t>
-            </w:r>
-            <w:proofErr w:type="gramEnd"/>
-            <w:r>
-              <w:t xml:space="preserve"> you do not own, you must get written authorization from the owner first.</w:t>
+              <w:t>Before scanning any website you do not own, you must get written authorization from the owner first.</w:t>
             </w:r>
           </w:p>
           <w:p>
@@ -3698,7 +3426,20 @@
         <w:spacing w:before="80" w:after="80"/>
       </w:pPr>
       <w:r>
-        <w:t>Log into Tenable MSSP at https://mssp.tenable.com. On the Accounts page, right-click on Triangle Cyber and click Sign In.</w:t>
+        <w:t xml:space="preserve">Log into Tenable MSSP at </w:t>
+        <w:fldChar w:fldCharType="begin"/>
+        <w:instrText>HYPERLINK "https://cloud.tenable.com/tio/app.html%23/login%20"</w:instrText>
+        <w:fldChar w:fldCharType="separate"/>
+      </w:r>
+      <w:r>
+        <w:rPr>
+          <w:rStyle w:val="Hyperlink"/>
+        </w:rPr>
+        <w:t>https://cloud.tenable.com/tio/app.html#/login</w:t>
+      </w:r>
+      <w:r>
+        <w:fldChar w:fldCharType="end"/>
+        <w:t xml:space="preserve"> On the Accounts page, right-click on TriangleCyberOne and click Sign In. In the Sign In to Account window, check Impersonate Scan Manager only, then click Sign In (same as Part 1, Step 1).</w:t>
       </w:r>
     </w:p>
     <w:p>
@@ -3715,77 +3456,11 @@
         <w:rPr>
           <w:noProof/>
         </w:rPr>
-        <w:lastRenderedPageBreak/>
         <w:drawing>
           <wp:inline distT="0" distB="0" distL="0" distR="0" wp14:anchorId="34C2D4E1" wp14:editId="316D7E47">
             <wp:extent cx="4457700" cy="2381250"/>
             <wp:effectExtent l="0" t="0" r="0" b="0"/>
             <wp:docPr id="2086776135" name="Picture 2086776135"/>
-            <wp:cNvGraphicFramePr>
-              <a:graphicFrameLocks xmlns:a="http://schemas.openxmlformats.org/drawingml/2006/main" noChangeAspect="1"/>
-            </wp:cNvGraphicFramePr>
-            <a:graphic xmlns:a="http://schemas.openxmlformats.org/drawingml/2006/main">
-              <a:graphicData uri="http://schemas.openxmlformats.org/drawingml/2006/picture">
-                <pic:pic xmlns:pic="http://schemas.openxmlformats.org/drawingml/2006/picture">
-                  <pic:nvPicPr>
-                    <pic:cNvPr id="0" name=""/>
-                    <pic:cNvPicPr>
-                      <a:picLocks noChangeAspect="1" noChangeArrowheads="1"/>
-                    </pic:cNvPicPr>
-                  </pic:nvPicPr>
-                  <pic:blipFill>
-                    <a:blip r:embed="rId19"/>
-                    <a:srcRect/>
-                    <a:stretch>
-                      <a:fillRect/>
-                    </a:stretch>
-                  </pic:blipFill>
-                  <pic:spPr bwMode="auto">
-                    <a:xfrm>
-                      <a:off x="0" y="0"/>
-                      <a:ext cx="4457700" cy="2381250"/>
-                    </a:xfrm>
-                    <a:prstGeom prst="rect">
-                      <a:avLst/>
-                    </a:prstGeom>
-                  </pic:spPr>
-                </pic:pic>
-              </a:graphicData>
-            </a:graphic>
-          </wp:inline>
-        </w:drawing>
-      </w:r>
-    </w:p>
-    <w:p>
-      <w:pPr>
-        <w:spacing w:after="180"/>
-        <w:jc w:val="center"/>
-      </w:pPr>
-      <w:r>
-        <w:rPr>
-          <w:i/>
-          <w:iCs/>
-          <w:color w:val="666666"/>
-          <w:sz w:val="18"/>
-          <w:szCs w:val="18"/>
-        </w:rPr>
-        <w:t>MSSP Accounts page — right-click Triangle Cyber</w:t>
-      </w:r>
-    </w:p>
-    <w:p>
-      <w:pPr>
-        <w:spacing w:before="120" w:after="60"/>
-        <w:jc w:val="center"/>
-      </w:pPr>
-      <w:r>
-        <w:rPr>
-          <w:noProof/>
-        </w:rPr>
-        <w:drawing>
-          <wp:inline distT="0" distB="0" distL="0" distR="0" wp14:anchorId="509228A8" wp14:editId="122E9E15">
-            <wp:extent cx="4457700" cy="2390775"/>
-            <wp:effectExtent l="0" t="0" r="0" b="0"/>
-            <wp:docPr id="1522935574" name="Picture 1522935574"/>
             <wp:cNvGraphicFramePr>
               <a:graphicFrameLocks xmlns:a="http://schemas.openxmlformats.org/drawingml/2006/main" noChangeAspect="1"/>
             </wp:cNvGraphicFramePr>
@@ -3808,6 +3483,72 @@
                   <pic:spPr bwMode="auto">
                     <a:xfrm>
                       <a:off x="0" y="0"/>
+                      <a:ext cx="4457700" cy="2381250"/>
+                    </a:xfrm>
+                    <a:prstGeom prst="rect">
+                      <a:avLst/>
+                    </a:prstGeom>
+                  </pic:spPr>
+                </pic:pic>
+              </a:graphicData>
+            </a:graphic>
+          </wp:inline>
+        </w:drawing>
+      </w:r>
+    </w:p>
+    <w:p>
+      <w:pPr>
+        <w:spacing w:after="180"/>
+        <w:jc w:val="center"/>
+      </w:pPr>
+      <w:r>
+        <w:rPr>
+          <w:i/>
+          <w:iCs/>
+          <w:color w:val="666666"/>
+          <w:sz w:val="18"/>
+          <w:szCs w:val="18"/>
+        </w:rPr>
+        <w:t>MSSP Accounts page — right-click TriangleCyberOne</w:t>
+      </w:r>
+    </w:p>
+    <w:p>
+      <w:pPr>
+        <w:spacing w:before="120" w:after="60"/>
+        <w:jc w:val="center"/>
+      </w:pPr>
+      <w:r>
+        <w:rPr>
+          <w:noProof/>
+        </w:rPr>
+        <w:lastRenderedPageBreak/>
+        <w:drawing>
+          <wp:inline distT="0" distB="0" distL="0" distR="0" wp14:anchorId="509228A8" wp14:editId="122E9E15">
+            <wp:extent cx="4457700" cy="2390775"/>
+            <wp:effectExtent l="0" t="0" r="0" b="0"/>
+            <wp:docPr id="1522935574" name="Picture 1522935574"/>
+            <wp:cNvGraphicFramePr>
+              <a:graphicFrameLocks xmlns:a="http://schemas.openxmlformats.org/drawingml/2006/main" noChangeAspect="1"/>
+            </wp:cNvGraphicFramePr>
+            <a:graphic xmlns:a="http://schemas.openxmlformats.org/drawingml/2006/main">
+              <a:graphicData uri="http://schemas.openxmlformats.org/drawingml/2006/picture">
+                <pic:pic xmlns:pic="http://schemas.openxmlformats.org/drawingml/2006/picture">
+                  <pic:nvPicPr>
+                    <pic:cNvPr id="0" name=""/>
+                    <pic:cNvPicPr>
+                      <a:picLocks noChangeAspect="1" noChangeArrowheads="1"/>
+                    </pic:cNvPicPr>
+                  </pic:nvPicPr>
+                  <pic:blipFill>
+                    <a:blip r:embed="rId21"/>
+                    <a:srcRect/>
+                    <a:stretch>
+                      <a:fillRect/>
+                    </a:stretch>
+                  </pic:blipFill>
+                  <pic:spPr bwMode="auto">
+                    <a:xfrm>
+                      <a:off x="0" y="0"/>
                       <a:ext cx="4457700" cy="2390775"/>
                     </a:xfrm>
                     <a:prstGeom prst="rect">
@@ -3864,7 +3605,6 @@
         <w:rPr>
           <w:noProof/>
         </w:rPr>
-        <w:lastRenderedPageBreak/>
         <mc:AlternateContent>
           <mc:Choice Requires="wps">
             <w:drawing>
@@ -3944,175 +3684,11 @@
             </w:pict>
           </mc:Fallback>
         </mc:AlternateContent>
-      </w:r>
-      <w:r>
-        <w:rPr>
-          <w:noProof/>
-        </w:rPr>
         <w:drawing>
           <wp:inline distT="0" distB="0" distL="0" distR="0" wp14:anchorId="2173586F" wp14:editId="611454C4">
             <wp:extent cx="4457700" cy="2381250"/>
             <wp:effectExtent l="0" t="0" r="0" b="0"/>
             <wp:docPr id="1763387776" name="Picture 1763387776"/>
-            <wp:cNvGraphicFramePr>
-              <a:graphicFrameLocks xmlns:a="http://schemas.openxmlformats.org/drawingml/2006/main" noChangeAspect="1"/>
-            </wp:cNvGraphicFramePr>
-            <a:graphic xmlns:a="http://schemas.openxmlformats.org/drawingml/2006/main">
-              <a:graphicData uri="http://schemas.openxmlformats.org/drawingml/2006/picture">
-                <pic:pic xmlns:pic="http://schemas.openxmlformats.org/drawingml/2006/picture">
-                  <pic:nvPicPr>
-                    <pic:cNvPr id="0" name=""/>
-                    <pic:cNvPicPr>
-                      <a:picLocks noChangeAspect="1" noChangeArrowheads="1"/>
-                    </pic:cNvPicPr>
-                  </pic:nvPicPr>
-                  <pic:blipFill>
-                    <a:blip r:embed="rId21"/>
-                    <a:srcRect/>
-                    <a:stretch>
-                      <a:fillRect/>
-                    </a:stretch>
-                  </pic:blipFill>
-                  <pic:spPr bwMode="auto">
-                    <a:xfrm>
-                      <a:off x="0" y="0"/>
-                      <a:ext cx="4457700" cy="2381250"/>
-                    </a:xfrm>
-                    <a:prstGeom prst="rect">
-                      <a:avLst/>
-                    </a:prstGeom>
-                  </pic:spPr>
-                </pic:pic>
-              </a:graphicData>
-            </a:graphic>
-          </wp:inline>
-        </w:drawing>
-      </w:r>
-    </w:p>
-    <w:p>
-      <w:pPr>
-        <w:spacing w:after="180"/>
-        <w:jc w:val="center"/>
-      </w:pPr>
-      <w:r>
-        <w:rPr>
-          <w:i/>
-          <w:iCs/>
-          <w:color w:val="666666"/>
-          <w:sz w:val="18"/>
-          <w:szCs w:val="18"/>
-        </w:rPr>
-        <w:t>Tenable Workspace — click Web App Scanning to open it</w:t>
-      </w:r>
-    </w:p>
-    <w:p>
-      <w:pPr>
-        <w:spacing w:before="80" w:after="80"/>
-      </w:pPr>
-    </w:p>
-    <w:p>
-      <w:pPr>
-        <w:pStyle w:val="Heading2"/>
-      </w:pPr>
-      <w:r>
-        <w:t>Step 2 — Add Your Website as an Application</w:t>
-      </w:r>
-    </w:p>
-    <w:p>
-      <w:pPr>
-        <w:spacing w:before="80" w:after="80"/>
-      </w:pPr>
-      <w:r>
-        <w:t>Inside Web App Scanning, click the Applications icon in the left sidebar. Then click + Add Application in the top right and fill in the form:</w:t>
-      </w:r>
-    </w:p>
-    <w:p>
-      <w:pPr>
-        <w:pStyle w:val="ListParagraph"/>
-        <w:numPr>
-          <w:ilvl w:val="0"/>
-          <w:numId w:val="4"/>
-        </w:numPr>
-        <w:spacing w:before="60" w:after="60"/>
-      </w:pPr>
-      <w:r>
-        <w:rPr>
-          <w:b/>
-          <w:bCs/>
-        </w:rPr>
-        <w:t xml:space="preserve">Name: </w:t>
-      </w:r>
-      <w:r>
-        <w:t>Give the site a name (e.g. trianglecyber.net)</w:t>
-      </w:r>
-    </w:p>
-    <w:p>
-      <w:pPr>
-        <w:pStyle w:val="ListParagraph"/>
-        <w:numPr>
-          <w:ilvl w:val="0"/>
-          <w:numId w:val="4"/>
-        </w:numPr>
-        <w:spacing w:before="60" w:after="60"/>
-      </w:pPr>
-      <w:r>
-        <w:rPr>
-          <w:b/>
-          <w:bCs/>
-        </w:rPr>
-        <w:t xml:space="preserve">URL: </w:t>
-      </w:r>
-      <w:r>
-        <w:t>Enter the full URL (e.g. https://www.trianglecyber.net)</w:t>
-      </w:r>
-    </w:p>
-    <w:p>
-      <w:pPr>
-        <w:pStyle w:val="ListParagraph"/>
-        <w:numPr>
-          <w:ilvl w:val="0"/>
-          <w:numId w:val="4"/>
-        </w:numPr>
-        <w:spacing w:before="60" w:after="60"/>
-      </w:pPr>
-      <w:r>
-        <w:rPr>
-          <w:b/>
-          <w:bCs/>
-        </w:rPr>
-        <w:t xml:space="preserve">Tags: </w:t>
-      </w:r>
-      <w:r>
-        <w:t>Leave empty for now</w:t>
-      </w:r>
-    </w:p>
-    <w:p>
-      <w:pPr>
-        <w:spacing w:before="80" w:after="80"/>
-      </w:pPr>
-      <w:r>
-        <w:t>Then click Add Application.</w:t>
-      </w:r>
-    </w:p>
-    <w:p>
-      <w:pPr>
-        <w:spacing w:before="80" w:after="80"/>
-      </w:pPr>
-    </w:p>
-    <w:p>
-      <w:pPr>
-        <w:spacing w:before="120" w:after="60"/>
-        <w:jc w:val="center"/>
-      </w:pPr>
-      <w:r>
-        <w:rPr>
-          <w:noProof/>
-        </w:rPr>
-        <w:drawing>
-          <wp:inline distT="0" distB="0" distL="0" distR="0" wp14:anchorId="6404D71E" wp14:editId="28BD73AA">
-            <wp:extent cx="4457700" cy="2286000"/>
-            <wp:effectExtent l="0" t="0" r="0" b="0"/>
-            <wp:docPr id="570498875" name="Picture 570498875"/>
             <wp:cNvGraphicFramePr>
               <a:graphicFrameLocks xmlns:a="http://schemas.openxmlformats.org/drawingml/2006/main" noChangeAspect="1"/>
             </wp:cNvGraphicFramePr>
@@ -4135,6 +3711,166 @@
                   <pic:spPr bwMode="auto">
                     <a:xfrm>
                       <a:off x="0" y="0"/>
+                      <a:ext cx="4457700" cy="2381250"/>
+                    </a:xfrm>
+                    <a:prstGeom prst="rect">
+                      <a:avLst/>
+                    </a:prstGeom>
+                  </pic:spPr>
+                </pic:pic>
+              </a:graphicData>
+            </a:graphic>
+          </wp:inline>
+        </w:drawing>
+      </w:r>
+    </w:p>
+    <w:p>
+      <w:pPr>
+        <w:spacing w:after="180"/>
+        <w:jc w:val="center"/>
+      </w:pPr>
+      <w:r>
+        <w:rPr>
+          <w:i/>
+          <w:iCs/>
+          <w:color w:val="666666"/>
+          <w:sz w:val="18"/>
+          <w:szCs w:val="18"/>
+        </w:rPr>
+        <w:t>Tenable Workspace — click Web App Scanning to open it</w:t>
+      </w:r>
+    </w:p>
+    <w:p>
+      <w:pPr>
+        <w:spacing w:before="80" w:after="80"/>
+      </w:pPr>
+    </w:p>
+    <w:p>
+      <w:pPr>
+        <w:pStyle w:val="Heading2"/>
+      </w:pPr>
+      <w:r>
+        <w:t>Step 2 — Add Your Website as an Application</w:t>
+      </w:r>
+    </w:p>
+    <w:p>
+      <w:pPr>
+        <w:spacing w:before="80" w:after="80"/>
+      </w:pPr>
+      <w:r>
+        <w:t>Inside Web App Scanning, click the Applications icon in the left sidebar. Then click + Add Application in the top right and fill in the form:</w:t>
+      </w:r>
+    </w:p>
+    <w:p>
+      <w:pPr>
+        <w:pStyle w:val="ListParagraph"/>
+        <w:numPr>
+          <w:ilvl w:val="0"/>
+          <w:numId w:val="4"/>
+        </w:numPr>
+        <w:spacing w:before="60" w:after="60"/>
+      </w:pPr>
+      <w:r>
+        <w:rPr>
+          <w:b/>
+          <w:bCs/>
+        </w:rPr>
+        <w:t xml:space="preserve">Name: </w:t>
+      </w:r>
+      <w:r>
+        <w:t>Give the site a name (e.g. trianglecyber.net)</w:t>
+      </w:r>
+    </w:p>
+    <w:p>
+      <w:pPr>
+        <w:pStyle w:val="ListParagraph"/>
+        <w:numPr>
+          <w:ilvl w:val="0"/>
+          <w:numId w:val="4"/>
+        </w:numPr>
+        <w:spacing w:before="60" w:after="60"/>
+      </w:pPr>
+      <w:r>
+        <w:rPr>
+          <w:b/>
+          <w:bCs/>
+        </w:rPr>
+        <w:t xml:space="preserve">URL: </w:t>
+      </w:r>
+      <w:r>
+        <w:t>Enter the full URL (e.g. https://www.trianglecyber.net)</w:t>
+      </w:r>
+    </w:p>
+    <w:p>
+      <w:pPr>
+        <w:pStyle w:val="ListParagraph"/>
+        <w:numPr>
+          <w:ilvl w:val="0"/>
+          <w:numId w:val="4"/>
+        </w:numPr>
+        <w:spacing w:before="60" w:after="60"/>
+      </w:pPr>
+      <w:r>
+        <w:rPr>
+          <w:b/>
+          <w:bCs/>
+        </w:rPr>
+        <w:t xml:space="preserve">Tags: </w:t>
+      </w:r>
+      <w:r>
+        <w:t>Leave empty for now</w:t>
+      </w:r>
+    </w:p>
+    <w:p>
+      <w:pPr>
+        <w:spacing w:before="80" w:after="80"/>
+      </w:pPr>
+      <w:r>
+        <w:t>Then click Add Application.</w:t>
+      </w:r>
+    </w:p>
+    <w:p>
+      <w:pPr>
+        <w:spacing w:before="80" w:after="80"/>
+      </w:pPr>
+    </w:p>
+    <w:p>
+      <w:pPr>
+        <w:spacing w:before="120" w:after="60"/>
+        <w:jc w:val="center"/>
+      </w:pPr>
+      <w:r>
+        <w:rPr>
+          <w:noProof/>
+        </w:rPr>
+        <w:lastRenderedPageBreak/>
+        <w:drawing>
+          <wp:inline distT="0" distB="0" distL="0" distR="0" wp14:anchorId="6404D71E" wp14:editId="28BD73AA">
+            <wp:extent cx="4457700" cy="2286000"/>
+            <wp:effectExtent l="0" t="0" r="0" b="0"/>
+            <wp:docPr id="570498875" name="Picture 570498875"/>
+            <wp:cNvGraphicFramePr>
+              <a:graphicFrameLocks xmlns:a="http://schemas.openxmlformats.org/drawingml/2006/main" noChangeAspect="1"/>
+            </wp:cNvGraphicFramePr>
+            <a:graphic xmlns:a="http://schemas.openxmlformats.org/drawingml/2006/main">
+              <a:graphicData uri="http://schemas.openxmlformats.org/drawingml/2006/picture">
+                <pic:pic xmlns:pic="http://schemas.openxmlformats.org/drawingml/2006/picture">
+                  <pic:nvPicPr>
+                    <pic:cNvPr id="0" name=""/>
+                    <pic:cNvPicPr>
+                      <a:picLocks noChangeAspect="1" noChangeArrowheads="1"/>
+                    </pic:cNvPicPr>
+                  </pic:nvPicPr>
+                  <pic:blipFill>
+                    <a:blip r:embed="rId23"/>
+                    <a:srcRect/>
+                    <a:stretch>
+                      <a:fillRect/>
+                    </a:stretch>
+                  </pic:blipFill>
+                  <pic:spPr bwMode="auto">
+                    <a:xfrm>
+                      <a:off x="0" y="0"/>
                       <a:ext cx="4457700" cy="2286000"/>
                     </a:xfrm>
                     <a:prstGeom prst="rect">
@@ -4173,7 +3909,6 @@
         <w:rPr>
           <w:noProof/>
         </w:rPr>
-        <w:lastRenderedPageBreak/>
         <w:drawing>
           <wp:inline distT="0" distB="0" distL="0" distR="0" wp14:anchorId="070B0B77" wp14:editId="4DC38B61">
             <wp:extent cx="4457700" cy="2371725"/>
@@ -4192,7 +3927,7 @@
                     </pic:cNvPicPr>
                   </pic:nvPicPr>
                   <pic:blipFill>
-                    <a:blip r:embed="rId23"/>
+                    <a:blip r:embed="rId24"/>
                     <a:srcRect/>
                     <a:stretch>
                       <a:fillRect/>
@@ -4931,7 +4666,6 @@
         <w:rPr>
           <w:noProof/>
         </w:rPr>
-        <w:lastRenderedPageBreak/>
         <w:drawing>
           <wp:inline distT="0" distB="0" distL="0" distR="0" wp14:anchorId="61C6D616" wp14:editId="6CE03BEF">
             <wp:extent cx="4251960" cy="2271346"/>
@@ -4950,7 +4684,7 @@
                     </pic:cNvPicPr>
                   </pic:nvPicPr>
                   <pic:blipFill>
-                    <a:blip r:embed="rId24"/>
+                    <a:blip r:embed="rId25"/>
                     <a:srcRect/>
                     <a:stretch>
                       <a:fillRect/>
@@ -5104,7 +4838,7 @@
                     </pic:cNvPicPr>
                   </pic:nvPicPr>
                   <pic:blipFill>
-                    <a:blip r:embed="rId25"/>
+                    <a:blip r:embed="rId26"/>
                     <a:srcRect/>
                     <a:stretch>
                       <a:fillRect/>
@@ -5189,6 +4923,7 @@
                 <w:b/>
                 <w:bCs/>
               </w:rPr>
+              <w:lastRenderedPageBreak/>
               <w:t>💡 How long does it take?</w:t>
             </w:r>
           </w:p>
@@ -5229,7 +4964,6 @@
         <w:pStyle w:val="Heading2"/>
       </w:pPr>
       <w:r>
-        <w:lastRenderedPageBreak/>
         <w:t>Step 5 — Review the Results</w:t>
       </w:r>
     </w:p>
@@ -5273,7 +5007,7 @@
                     </pic:cNvPicPr>
                   </pic:nvPicPr>
                   <pic:blipFill>
-                    <a:blip r:embed="rId26"/>
+                    <a:blip r:embed="rId27"/>
                     <a:srcRect/>
                     <a:stretch>
                       <a:fillRect/>
@@ -5453,6 +5187,7 @@
           <w:sz w:val="36"/>
           <w:szCs w:val="36"/>
         </w:rPr>
+        <w:lastRenderedPageBreak/>
         <w:t>Part 6: User Roles &amp; Access Control</w:t>
       </w:r>
     </w:p>
@@ -5461,15 +5196,7 @@
         <w:spacing w:after="200"/>
       </w:pPr>
       <w:r>
-        <w:t>Tenable Vulnerability Management provides several user roles to control what actions each user can perform. Currently, the MSSP portal only exposes two roles in the UI (Administrator and Basic User</w:t>
-      </w:r>
-      <w:proofErr w:type="gramStart"/>
-      <w:r>
-        <w:t>),The</w:t>
-      </w:r>
-      <w:proofErr w:type="gramEnd"/>
-      <w:r>
-        <w:t xml:space="preserve"> table below summarizes all available roles.</w:t>
+        <w:t xml:space="preserve">Tenable Vulnerability Management provides several user roles to control what actions each user can perform. Currently, the MSSP portal only exposes two roles in the UI (Administrator and Basic User),The table below summarizes all available roles.</w:t>
       </w:r>
     </w:p>
     <w:tbl>
@@ -5521,7 +5248,6 @@
                 <w:bCs/>
                 <w:color w:val="FFFFFF"/>
               </w:rPr>
-              <w:lastRenderedPageBreak/>
               <w:t>Role</w:t>
             </w:r>
           </w:p>
@@ -5668,7 +5394,7 @@
                 <w:sz w:val="20"/>
                 <w:szCs w:val="20"/>
               </w:rPr>
-              <w:t>Can create and run scans based on templates that the company has already authorized. Cannot create new templates or modify scan targets beyond what is pre-approved. ⭐ Recommended role for interns.</w:t>
+              <w:t>Can create and run scans based on templates that the company has already authorized. Cannot create new templates or modify scan targets beyond what is pre-approved. Note: cannot see Sensors, so it cannot be used for the Nessus Agent setup.</w:t>
             </w:r>
           </w:p>
         </w:tc>
@@ -5781,21 +5507,12 @@
             </w:tcMar>
           </w:tcPr>
           <w:p>
-            <w:proofErr w:type="gramStart"/>
             <w:r>
               <w:rPr>
                 <w:sz w:val="20"/>
                 <w:szCs w:val="20"/>
               </w:rPr>
-              <w:t>Has</w:t>
-            </w:r>
-            <w:proofErr w:type="gramEnd"/>
-            <w:r>
-              <w:rPr>
-                <w:sz w:val="20"/>
-                <w:szCs w:val="20"/>
-              </w:rPr>
-              <w:t xml:space="preserve"> all Standard user privileges plus the ability to manage agents, exclusions, and scanners.</w:t>
+              <w:t>Has all Standard user privileges plus the ability to manage agents, exclusions, and scanners. ⭐ Role interns use (Impersonate Scan Manager) — required to see Sensors and get the Linking Key.</w:t>
             </w:r>
           </w:p>
         </w:tc>
@@ -5908,21 +5625,12 @@
             </w:tcMar>
           </w:tcPr>
           <w:p>
-            <w:proofErr w:type="gramStart"/>
             <w:r>
               <w:rPr>
                 <w:sz w:val="20"/>
                 <w:szCs w:val="20"/>
               </w:rPr>
-              <w:t>Account</w:t>
-            </w:r>
-            <w:proofErr w:type="gramEnd"/>
-            <w:r>
-              <w:rPr>
-                <w:sz w:val="20"/>
-                <w:szCs w:val="20"/>
-              </w:rPr>
-              <w:t xml:space="preserve"> cannot be used to log in to Tenable Vulnerability Management. Used for deactivated accounts.</w:t>
+              <w:t xml:space="preserve">Account cannot be used to log in to Tenable Vulnerability Management. Used for deactivated accounts.</w:t>
             </w:r>
           </w:p>
         </w:tc>
@@ -5932,6 +5640,34 @@
       <w:pPr>
         <w:spacing w:before="80" w:after="80"/>
       </w:pPr>
+    </w:p>
+    <w:p>
+      <w:pPr>
+        <w:pBdr>
+          <w:left w:val="single" w:sz="12" w:space="8" w:color="2E75B6"/>
+        </w:pBdr>
+        <w:spacing w:before="80" w:after="80"/>
+        <w:ind w:left="360"/>
+      </w:pPr>
+      <w:r>
+        <w:rPr>
+          <w:b/>
+          <w:color w:val="2E75B6"/>
+        </w:rPr>
+        <w:t xml:space="preserve">How interns sign in</w:t>
+      </w:r>
+    </w:p>
+    <w:p>
+      <w:pPr>
+        <w:pBdr>
+          <w:left w:val="single" w:sz="12" w:space="8" w:color="2E75B6"/>
+        </w:pBdr>
+        <w:spacing w:before="80" w:after="80"/>
+        <w:ind w:left="360"/>
+      </w:pPr>
+      <w:r>
+        <w:t xml:space="preserve">Intern accounts are added to the TC Interns permission on the MSSP portal. When signing in to TriangleCyberOne, interns check Impersonate Scan Manager only. This gives access to scans and Sensors (Nessus Agents) without full Administrator rights.</w:t>
+      </w:r>
     </w:p>
     <w:p>
       <w:pPr>
@@ -6005,7 +5741,7 @@
         <w:spacing w:before="60" w:after="60"/>
       </w:pPr>
       <w:r>
-        <w:t>Logged into Tenable Vulnerability Management via MSSP portal</w:t>
+        <w:t>Logged into Tenable Vulnerability Management via the MSSP portal, signing in to TriangleCyberOne as Scan Manager</w:t>
       </w:r>
     </w:p>
     <w:p>
@@ -6096,7 +5832,7 @@
         <w:spacing w:before="60" w:after="60"/>
       </w:pPr>
       <w:r>
-        <w:t>Created and ran an Overview scan on both websites</w:t>
+        <w:t>Created and ran a Quick Scan on both websites</w:t>
       </w:r>
     </w:p>
     <w:p>
@@ -6127,6 +5863,7 @@
         <w:pStyle w:val="Heading1"/>
       </w:pPr>
       <w:r>
+        <w:lastRenderedPageBreak/>
         <w:t>Frequently Asked Questions (FAQ)</w:t>
       </w:r>
     </w:p>
@@ -6142,13 +5879,8 @@
       <w:pPr>
         <w:spacing w:before="80" w:after="80"/>
       </w:pPr>
-      <w:proofErr w:type="gramStart"/>
-      <w:r>
-        <w:t>it</w:t>
-      </w:r>
-      <w:proofErr w:type="gramEnd"/>
-      <w:r>
-        <w:t xml:space="preserve"> can take up to 10 minutes to appear. Check the service is running:</w:t>
+      <w:r>
+        <w:t xml:space="preserve">it can take up to 10 minutes to appear. Check the service is running:</w:t>
       </w:r>
     </w:p>
     <w:p>
@@ -6160,7 +5892,6 @@
         <w:spacing w:before="60" w:after="60"/>
         <w:ind w:left="360"/>
       </w:pPr>
-      <w:proofErr w:type="spellStart"/>
       <w:r>
         <w:rPr>
           <w:rFonts w:ascii="Courier New" w:eastAsia="Courier New" w:hAnsi="Courier New" w:cs="Courier New"/>
@@ -6168,94 +5899,23 @@
           <w:sz w:val="20"/>
           <w:szCs w:val="20"/>
         </w:rPr>
-        <w:t>sudo</w:t>
-      </w:r>
-      <w:proofErr w:type="spellEnd"/>
-      <w:r>
-        <w:rPr>
-          <w:rFonts w:ascii="Courier New" w:eastAsia="Courier New" w:hAnsi="Courier New" w:cs="Courier New"/>
-          <w:color w:val="1A1A1A"/>
-          <w:sz w:val="20"/>
-          <w:szCs w:val="20"/>
-        </w:rPr>
-        <w:t xml:space="preserve"> </w:t>
-      </w:r>
-      <w:proofErr w:type="spellStart"/>
-      <w:r>
-        <w:rPr>
-          <w:rFonts w:ascii="Courier New" w:eastAsia="Courier New" w:hAnsi="Courier New" w:cs="Courier New"/>
-          <w:color w:val="1A1A1A"/>
-          <w:sz w:val="20"/>
-          <w:szCs w:val="20"/>
-        </w:rPr>
-        <w:t>systemctl</w:t>
-      </w:r>
-      <w:proofErr w:type="spellEnd"/>
-      <w:r>
-        <w:rPr>
-          <w:rFonts w:ascii="Courier New" w:eastAsia="Courier New" w:hAnsi="Courier New" w:cs="Courier New"/>
-          <w:color w:val="1A1A1A"/>
-          <w:sz w:val="20"/>
-          <w:szCs w:val="20"/>
-        </w:rPr>
-        <w:t xml:space="preserve"> status </w:t>
-      </w:r>
-      <w:proofErr w:type="spellStart"/>
-      <w:r>
-        <w:rPr>
-          <w:rFonts w:ascii="Courier New" w:eastAsia="Courier New" w:hAnsi="Courier New" w:cs="Courier New"/>
-          <w:color w:val="1A1A1A"/>
-          <w:sz w:val="20"/>
-          <w:szCs w:val="20"/>
-        </w:rPr>
-        <w:t>nessusagent</w:t>
-      </w:r>
-      <w:proofErr w:type="spellEnd"/>
-    </w:p>
-    <w:p>
-      <w:pPr>
-        <w:spacing w:before="80" w:after="80"/>
-      </w:pPr>
-      <w:r>
-        <w:t xml:space="preserve">If inactive, start it with: </w:t>
-      </w:r>
-      <w:proofErr w:type="spellStart"/>
-      <w:r>
-        <w:t>sudo</w:t>
-      </w:r>
-      <w:proofErr w:type="spellEnd"/>
-      <w:r>
-        <w:t xml:space="preserve"> </w:t>
-      </w:r>
-      <w:proofErr w:type="spellStart"/>
-      <w:r>
-        <w:t>systemctl</w:t>
-      </w:r>
-      <w:proofErr w:type="spellEnd"/>
-      <w:r>
-        <w:t xml:space="preserve"> start </w:t>
-      </w:r>
-      <w:proofErr w:type="spellStart"/>
-      <w:r>
-        <w:t>nessusagent</w:t>
-      </w:r>
-      <w:proofErr w:type="spellEnd"/>
-    </w:p>
-    <w:p>
-      <w:pPr>
-        <w:spacing w:before="80" w:after="80"/>
-      </w:pPr>
-      <w:r>
-        <w:lastRenderedPageBreak/>
-        <w:t xml:space="preserve">Also double-check that your Linking Key was copied in full </w:t>
-      </w:r>
-      <w:proofErr w:type="gramStart"/>
-      <w:r>
-        <w:t>with</w:t>
-      </w:r>
-      <w:proofErr w:type="gramEnd"/>
-      <w:r>
-        <w:t xml:space="preserve"> no missing characters.</w:t>
+        <w:t xml:space="preserve">sudo systemctl status nessusagent</w:t>
+      </w:r>
+    </w:p>
+    <w:p>
+      <w:pPr>
+        <w:spacing w:before="80" w:after="80"/>
+      </w:pPr>
+      <w:r>
+        <w:t xml:space="preserve">If inactive, start it with: sudo systemctl start nessusagent</w:t>
+      </w:r>
+    </w:p>
+    <w:p>
+      <w:pPr>
+        <w:spacing w:before="80" w:after="80"/>
+      </w:pPr>
+      <w:r>
+        <w:t xml:space="preserve">Also double-check that your Linking Key was copied in full with no missing characters.</w:t>
       </w:r>
     </w:p>
     <w:p>
@@ -6276,20 +5936,7 @@
         <w:spacing w:before="80" w:after="80"/>
       </w:pPr>
       <w:r>
-        <w:t xml:space="preserve">This is a Windows permissions issue on </w:t>
-      </w:r>
-      <w:proofErr w:type="gramStart"/>
-      <w:r>
-        <w:t>your .</w:t>
-      </w:r>
-      <w:proofErr w:type="spellStart"/>
-      <w:r>
-        <w:t>pem</w:t>
-      </w:r>
-      <w:proofErr w:type="spellEnd"/>
-      <w:proofErr w:type="gramEnd"/>
-      <w:r>
-        <w:t xml:space="preserve"> key file. Fix it with:</w:t>
+        <w:t xml:space="preserve">This is a Windows permissions issue on your .pem key file. Fix it with:</w:t>
       </w:r>
     </w:p>
     <w:p>
@@ -6301,7 +5948,6 @@
         <w:spacing w:before="60" w:after="60"/>
         <w:ind w:left="360"/>
       </w:pPr>
-      <w:proofErr w:type="spellStart"/>
       <w:r>
         <w:rPr>
           <w:rFonts w:ascii="Courier New" w:eastAsia="Courier New" w:hAnsi="Courier New" w:cs="Courier New"/>
@@ -6309,97 +5955,15 @@
           <w:sz w:val="20"/>
           <w:szCs w:val="20"/>
         </w:rPr>
-        <w:t>icacls</w:t>
-      </w:r>
-      <w:proofErr w:type="spellEnd"/>
-      <w:r>
-        <w:rPr>
-          <w:rFonts w:ascii="Courier New" w:eastAsia="Courier New" w:hAnsi="Courier New" w:cs="Courier New"/>
-          <w:color w:val="1A1A1A"/>
-          <w:sz w:val="20"/>
-          <w:szCs w:val="20"/>
-        </w:rPr>
-        <w:t xml:space="preserve"> "</w:t>
-      </w:r>
-      <w:proofErr w:type="spellStart"/>
-      <w:r>
-        <w:rPr>
-          <w:rFonts w:ascii="Courier New" w:eastAsia="Courier New" w:hAnsi="Courier New" w:cs="Courier New"/>
-          <w:color w:val="1A1A1A"/>
-          <w:sz w:val="20"/>
-          <w:szCs w:val="20"/>
-        </w:rPr>
-        <w:t>YourKey.pem</w:t>
-      </w:r>
-      <w:proofErr w:type="spellEnd"/>
-      <w:r>
-        <w:rPr>
-          <w:rFonts w:ascii="Courier New" w:eastAsia="Courier New" w:hAnsi="Courier New" w:cs="Courier New"/>
-          <w:color w:val="1A1A1A"/>
-          <w:sz w:val="20"/>
-          <w:szCs w:val="20"/>
-        </w:rPr>
-        <w:t>" /</w:t>
-      </w:r>
-      <w:proofErr w:type="spellStart"/>
-      <w:proofErr w:type="gramStart"/>
-      <w:r>
-        <w:rPr>
-          <w:rFonts w:ascii="Courier New" w:eastAsia="Courier New" w:hAnsi="Courier New" w:cs="Courier New"/>
-          <w:color w:val="1A1A1A"/>
-          <w:sz w:val="20"/>
-          <w:szCs w:val="20"/>
-        </w:rPr>
-        <w:t>inheritance:r</w:t>
-      </w:r>
-      <w:proofErr w:type="spellEnd"/>
-      <w:proofErr w:type="gramEnd"/>
-      <w:r>
-        <w:rPr>
-          <w:rFonts w:ascii="Courier New" w:eastAsia="Courier New" w:hAnsi="Courier New" w:cs="Courier New"/>
-          <w:color w:val="1A1A1A"/>
-          <w:sz w:val="20"/>
-          <w:szCs w:val="20"/>
-        </w:rPr>
-        <w:t xml:space="preserve"> /</w:t>
-      </w:r>
-      <w:proofErr w:type="spellStart"/>
-      <w:proofErr w:type="gramStart"/>
-      <w:r>
-        <w:rPr>
-          <w:rFonts w:ascii="Courier New" w:eastAsia="Courier New" w:hAnsi="Courier New" w:cs="Courier New"/>
-          <w:color w:val="1A1A1A"/>
-          <w:sz w:val="20"/>
-          <w:szCs w:val="20"/>
-        </w:rPr>
-        <w:t>grant:r</w:t>
-      </w:r>
-      <w:proofErr w:type="spellEnd"/>
-      <w:proofErr w:type="gramEnd"/>
-      <w:r>
-        <w:rPr>
-          <w:rFonts w:ascii="Courier New" w:eastAsia="Courier New" w:hAnsi="Courier New" w:cs="Courier New"/>
-          <w:color w:val="1A1A1A"/>
-          <w:sz w:val="20"/>
-          <w:szCs w:val="20"/>
-        </w:rPr>
-        <w:t xml:space="preserve"> "domain\username:(R)"</w:t>
-      </w:r>
-    </w:p>
-    <w:p>
-      <w:pPr>
-        <w:spacing w:before="80" w:after="80"/>
-      </w:pPr>
-      <w:r>
-        <w:t xml:space="preserve">Run </w:t>
-      </w:r>
-      <w:proofErr w:type="spellStart"/>
-      <w:r>
-        <w:t>whoami</w:t>
-      </w:r>
-      <w:proofErr w:type="spellEnd"/>
-      <w:r>
-        <w:t xml:space="preserve"> in PowerShell to find your exact domain\username. Or avoid this entirely by using EC2 Instance Connect (browser terminal) instead of SSH.</w:t>
+        <w:t xml:space="preserve">icacls "YourKey.pem" /inheritance:r /grant:r "domain\username:(R)"</w:t>
+      </w:r>
+    </w:p>
+    <w:p>
+      <w:pPr>
+        <w:spacing w:before="80" w:after="80"/>
+      </w:pPr>
+      <w:r>
+        <w:t xml:space="preserve">Run whoami in PowerShell to find your exact domain\username. Or avoid this entirely by using EC2 Instance Connect (browser terminal) instead of SSH.</w:t>
       </w:r>
     </w:p>
     <w:p>
@@ -6420,29 +5984,8 @@
         <w:spacing w:before="80" w:after="80"/>
       </w:pPr>
       <w:r>
-        <w:t xml:space="preserve">Check the service is running: </w:t>
-      </w:r>
-      <w:proofErr w:type="spellStart"/>
-      <w:r>
-        <w:t>sudo</w:t>
-      </w:r>
-      <w:proofErr w:type="spellEnd"/>
-      <w:r>
-        <w:t xml:space="preserve"> </w:t>
-      </w:r>
-      <w:proofErr w:type="spellStart"/>
-      <w:r>
-        <w:t>systemctl</w:t>
-      </w:r>
-      <w:proofErr w:type="spellEnd"/>
-      <w:r>
-        <w:t xml:space="preserve"> status </w:t>
-      </w:r>
-      <w:proofErr w:type="spellStart"/>
-      <w:r>
-        <w:t>nessusagent</w:t>
-      </w:r>
-      <w:proofErr w:type="spellEnd"/>
+        <w:t xml:space="preserve">Check the service is running: sudo systemctl status nessusagent</w:t>
+      </w:r>
     </w:p>
     <w:p>
       <w:pPr>
@@ -6470,15 +6013,7 @@
         <w:spacing w:before="80" w:after="80"/>
       </w:pPr>
       <w:r>
-        <w:t xml:space="preserve"> N/A is normal for a </w:t>
-      </w:r>
-      <w:proofErr w:type="gramStart"/>
-      <w:r>
-        <w:t>brand new</w:t>
-      </w:r>
-      <w:proofErr w:type="gramEnd"/>
-      <w:r>
-        <w:t xml:space="preserve"> agent. Plugins take 10-15 minutes to download automatically. Refresh the page after waiting and you should see Healthy.</w:t>
+        <w:t xml:space="preserve"> N/A is normal for a brand new agent. Plugins take 10-15 minutes to download automatically. Refresh the page after waiting and you should see Healthy.</w:t>
       </w:r>
     </w:p>
     <w:p>
@@ -6511,7 +6046,6 @@
         <w:spacing w:before="60" w:after="60"/>
         <w:ind w:left="360"/>
       </w:pPr>
-      <w:proofErr w:type="spellStart"/>
       <w:r>
         <w:rPr>
           <w:rFonts w:ascii="Courier New" w:eastAsia="Courier New" w:hAnsi="Courier New" w:cs="Courier New"/>
@@ -6519,77 +6053,7 @@
           <w:sz w:val="20"/>
           <w:szCs w:val="20"/>
         </w:rPr>
-        <w:t>sudo</w:t>
-      </w:r>
-      <w:proofErr w:type="spellEnd"/>
-      <w:r>
-        <w:rPr>
-          <w:rFonts w:ascii="Courier New" w:eastAsia="Courier New" w:hAnsi="Courier New" w:cs="Courier New"/>
-          <w:color w:val="1A1A1A"/>
-          <w:sz w:val="20"/>
-          <w:szCs w:val="20"/>
-        </w:rPr>
-        <w:t xml:space="preserve"> </w:t>
-      </w:r>
-      <w:proofErr w:type="spellStart"/>
-      <w:r>
-        <w:rPr>
-          <w:rFonts w:ascii="Courier New" w:eastAsia="Courier New" w:hAnsi="Courier New" w:cs="Courier New"/>
-          <w:color w:val="1A1A1A"/>
-          <w:sz w:val="20"/>
-          <w:szCs w:val="20"/>
-        </w:rPr>
-        <w:t>dpkg</w:t>
-      </w:r>
-      <w:proofErr w:type="spellEnd"/>
-      <w:r>
-        <w:rPr>
-          <w:rFonts w:ascii="Courier New" w:eastAsia="Courier New" w:hAnsi="Courier New" w:cs="Courier New"/>
-          <w:color w:val="1A1A1A"/>
-          <w:sz w:val="20"/>
-          <w:szCs w:val="20"/>
-        </w:rPr>
-        <w:t xml:space="preserve"> -</w:t>
-      </w:r>
-      <w:proofErr w:type="spellStart"/>
-      <w:r>
-        <w:rPr>
-          <w:rFonts w:ascii="Courier New" w:eastAsia="Courier New" w:hAnsi="Courier New" w:cs="Courier New"/>
-          <w:color w:val="1A1A1A"/>
-          <w:sz w:val="20"/>
-          <w:szCs w:val="20"/>
-        </w:rPr>
-        <w:t>i</w:t>
-      </w:r>
-      <w:proofErr w:type="spellEnd"/>
-      <w:r>
-        <w:rPr>
-          <w:rFonts w:ascii="Courier New" w:eastAsia="Courier New" w:hAnsi="Courier New" w:cs="Courier New"/>
-          <w:color w:val="1A1A1A"/>
-          <w:sz w:val="20"/>
-          <w:szCs w:val="20"/>
-        </w:rPr>
-        <w:t xml:space="preserve"> </w:t>
-      </w:r>
-      <w:proofErr w:type="spellStart"/>
-      <w:r>
-        <w:rPr>
-          <w:rFonts w:ascii="Courier New" w:eastAsia="Courier New" w:hAnsi="Courier New" w:cs="Courier New"/>
-          <w:color w:val="1A1A1A"/>
-          <w:sz w:val="20"/>
-          <w:szCs w:val="20"/>
-        </w:rPr>
-        <w:t>NessusAgent</w:t>
-      </w:r>
-      <w:proofErr w:type="spellEnd"/>
-      <w:r>
-        <w:rPr>
-          <w:rFonts w:ascii="Courier New" w:eastAsia="Courier New" w:hAnsi="Courier New" w:cs="Courier New"/>
-          <w:color w:val="1A1A1A"/>
-          <w:sz w:val="20"/>
-          <w:szCs w:val="20"/>
-        </w:rPr>
-        <w:t>-*.amd64.deb</w:t>
+        <w:t xml:space="preserve">sudo dpkg -i NessusAgent-*.amd64.deb</w:t>
       </w:r>
     </w:p>
     <w:p>
@@ -6646,7 +6110,6 @@
         <w:spacing w:before="60" w:after="60"/>
         <w:ind w:left="360"/>
       </w:pPr>
-      <w:proofErr w:type="spellStart"/>
       <w:r>
         <w:rPr>
           <w:rFonts w:ascii="Courier New" w:eastAsia="Courier New" w:hAnsi="Courier New" w:cs="Courier New"/>
@@ -6654,84 +6117,23 @@
           <w:sz w:val="20"/>
           <w:szCs w:val="20"/>
         </w:rPr>
-        <w:t>sudo</w:t>
-      </w:r>
-      <w:proofErr w:type="spellEnd"/>
-      <w:r>
-        <w:rPr>
-          <w:rFonts w:ascii="Courier New" w:eastAsia="Courier New" w:hAnsi="Courier New" w:cs="Courier New"/>
-          <w:color w:val="1A1A1A"/>
-          <w:sz w:val="20"/>
-          <w:szCs w:val="20"/>
-        </w:rPr>
-        <w:t xml:space="preserve"> </w:t>
-      </w:r>
-      <w:proofErr w:type="spellStart"/>
-      <w:r>
-        <w:rPr>
-          <w:rFonts w:ascii="Courier New" w:eastAsia="Courier New" w:hAnsi="Courier New" w:cs="Courier New"/>
-          <w:color w:val="1A1A1A"/>
-          <w:sz w:val="20"/>
-          <w:szCs w:val="20"/>
-        </w:rPr>
-        <w:t>systemctl</w:t>
-      </w:r>
-      <w:proofErr w:type="spellEnd"/>
-      <w:r>
-        <w:rPr>
-          <w:rFonts w:ascii="Courier New" w:eastAsia="Courier New" w:hAnsi="Courier New" w:cs="Courier New"/>
-          <w:color w:val="1A1A1A"/>
-          <w:sz w:val="20"/>
-          <w:szCs w:val="20"/>
-        </w:rPr>
-        <w:t xml:space="preserve"> status </w:t>
-      </w:r>
-      <w:proofErr w:type="spellStart"/>
-      <w:r>
-        <w:rPr>
-          <w:rFonts w:ascii="Courier New" w:eastAsia="Courier New" w:hAnsi="Courier New" w:cs="Courier New"/>
-          <w:color w:val="1A1A1A"/>
-          <w:sz w:val="20"/>
-          <w:szCs w:val="20"/>
-        </w:rPr>
-        <w:t>nessusagent</w:t>
-      </w:r>
-      <w:proofErr w:type="spellEnd"/>
-    </w:p>
-    <w:p>
-      <w:pPr>
-        <w:spacing w:before="80" w:after="80"/>
-      </w:pPr>
-      <w:r>
-        <w:t xml:space="preserve">You should see Active: active (running). If stopped, start it with: </w:t>
-      </w:r>
-      <w:proofErr w:type="spellStart"/>
-      <w:r>
-        <w:t>sudo</w:t>
-      </w:r>
-      <w:proofErr w:type="spellEnd"/>
-      <w:r>
-        <w:t xml:space="preserve"> </w:t>
-      </w:r>
-      <w:proofErr w:type="spellStart"/>
-      <w:r>
-        <w:t>systemctl</w:t>
-      </w:r>
-      <w:proofErr w:type="spellEnd"/>
-      <w:r>
-        <w:t xml:space="preserve"> start </w:t>
-      </w:r>
-      <w:proofErr w:type="spellStart"/>
-      <w:r>
-        <w:t>nessusagent</w:t>
-      </w:r>
-      <w:proofErr w:type="spellEnd"/>
+        <w:t xml:space="preserve">sudo systemctl status nessusagent</w:t>
+      </w:r>
+    </w:p>
+    <w:p>
+      <w:pPr>
+        <w:spacing w:before="80" w:after="80"/>
+      </w:pPr>
+      <w:r>
+        <w:t xml:space="preserve">You should see Active: active (running). If stopped, start it with: sudo systemctl start nessusagent</w:t>
+      </w:r>
     </w:p>
     <w:p>
       <w:pPr>
         <w:pStyle w:val="Heading2"/>
       </w:pPr>
       <w:r>
+        <w:lastRenderedPageBreak/>
         <w:t>Q: What is the difference between Nessus Agent and Web App Scanning?</w:t>
       </w:r>
     </w:p>
@@ -6756,7 +6158,6 @@
         <w:spacing w:before="80" w:after="80"/>
       </w:pPr>
       <w:r>
-        <w:lastRenderedPageBreak/>
         <w:t>Technically yes — Tenable WAS can scan any internet-facing website regardless of domain. However, you must always have written authorization from the website owner before scanning. Scanning without permission is unauthorized access even if the intent is to help.</w:t>
       </w:r>
     </w:p>
@@ -6805,7 +6206,7 @@
         <w:spacing w:before="80" w:after="80"/>
       </w:pPr>
       <w:r>
-        <w:t>Results are organized by severity: Critical and High need immediate attention, Medium should be reviewed soon, and Low are lower priority. The AES score (0-1000) gives an overall rating — higher is better. A grade of A means 0-199, B means 200-399, and so on.</w:t>
+        <w:t xml:space="preserve">Results are organized by severity: Critical and High need immediate attention, Medium should be reviewed soon, and Low are lower priority. The AES score (0-1000) gives an overall rating — higher is better. A grade of A means 0-199, B means 200-399, and so on.</w:t>
       </w:r>
     </w:p>
     <w:p>
@@ -6828,19 +6229,56 @@
         <w:t>Q: What is the difference between a role and a group?</w:t>
       </w:r>
       <w:r>
-        <w:t xml:space="preserve"> A role controls what actions a user can perform. A group controls what targets they can scan. </w:t>
-      </w:r>
-      <w:r>
-        <w:t xml:space="preserve">Both need to be configured together to properly restrict user </w:t>
-      </w:r>
-      <w:proofErr w:type="gramStart"/>
-      <w:r>
-        <w:t>access</w:t>
-      </w:r>
-      <w:r>
-        <w:t xml:space="preserve"> .</w:t>
-      </w:r>
-      <w:proofErr w:type="gramEnd"/>
+        <w:t xml:space="preserve"> A role controls what actions a user can perform. A group controls what targets they can scan. Both need to be configured together to properly restrict user access .</w:t>
+      </w:r>
+    </w:p>
+    <w:p>
+      <w:pPr>
+        <w:pStyle w:val="Heading2"/>
+      </w:pPr>
+      <w:r>
+        <w:t xml:space="preserve">Q: The MSSP portal shows 0 Accounts. What do I do?</w:t>
+      </w:r>
+    </w:p>
+    <w:p>
+      <w:pPr>
+        <w:spacing w:before="80" w:after="80"/>
+      </w:pPr>
+      <w:r>
+        <w:t xml:space="preserve">Your account is not linked to the tenant yet. The TriangleCyberOne account must be selected in the Objects field of the TC Interns permission on the MSSP portal. This happened when the old tenant expired and was replaced by TriangleCyberOne under a new name. Contact your supervisor to add it, then sign out of the MSSP portal and sign back in.</w:t>
+      </w:r>
+    </w:p>
+    <w:p>
+      <w:pPr>
+        <w:pStyle w:val="Heading2"/>
+      </w:pPr>
+      <w:r>
+        <w:t xml:space="preserve">Q: I signed in but I can’t see Sensors or Nessus Agents. Why?</w:t>
+      </w:r>
+    </w:p>
+    <w:p>
+      <w:pPr>
+        <w:spacing w:before="80" w:after="80"/>
+      </w:pPr>
+      <w:r>
+        <w:t xml:space="preserve">Check the blue banner at the top. If it says Impersonating as mssp-reader, you signed in with no impersonation role, which is read-only. Click the banner to return to MSSP, sign in to TriangleCyberOne again, and check Impersonate Scan Manager.</w:t>
+      </w:r>
+    </w:p>
+    <w:p>
+      <w:pPr>
+        <w:pStyle w:val="Heading2"/>
+      </w:pPr>
+      <w:r>
+        <w:t xml:space="preserve">Q: Which Impersonation option should I choose?</w:t>
+      </w:r>
+    </w:p>
+    <w:p>
+      <w:pPr>
+        <w:spacing w:before="80" w:after="80"/>
+      </w:pPr>
+      <w:r>
+        <w:t xml:space="preserve">Always choose Impersonate Scan Manager only. Scan Operator cannot see Sensors, and Admin gives more access than interns need.</w:t>
+      </w:r>
     </w:p>
     <w:p>
       <w:pPr>
@@ -7740,6 +7178,18 @@
       <w:szCs w:val="20"/>
     </w:rPr>
   </w:style>
+  <w:style w:type="character" w:styleId="UnresolvedMention">
+    <w:name w:val="Unresolved Mention"/>
+    <w:basedOn w:val="DefaultParagraphFont"/>
+    <w:uiPriority w:val="99"/>
+    <w:semiHidden/>
+    <w:unhideWhenUsed/>
+    <w:rsid w:val="00F52B47"/>
+    <w:rPr>
+      <w:color w:val="605E5C"/>
+      <w:shd w:val="clear" w:color="auto" w:fill="E1DFDD"/>
+    </w:rPr>
+  </w:style>
 </w:styles>
 </file>
 
